--- a/ICT80004-Internship_Project/FINAL REPORT/ICT80004_Final_Project_Report_Arun_104837257.docx
+++ b/ICT80004-Internship_Project/FINAL REPORT/ICT80004_Final_Project_Report_Arun_104837257.docx
@@ -1377,7 +1377,7 @@
                 </mc:Choice>
                 <mc:Fallback>
                   <w:pict>
-                    <v:shapetype w14:anchorId="5CE78D06" id="_x0000_t75" coordsize="21600,21600" o:spt="75" o:preferrelative="t" path="m@4@5l@4@11@9@11@9@5xe" filled="f" stroked="f">
+                    <v:shapetype w14:anchorId="65F1DFF6" id="_x0000_t75" coordsize="21600,21600" o:spt="75" o:preferrelative="t" path="m@4@5l@4@11@9@11@9@5xe" filled="f" stroked="f">
                       <v:stroke joinstyle="miter"/>
                       <v:formulas>
                         <v:f eqn="if lineDrawn pixelLineWidth 0"/>
@@ -1525,7 +1525,7 @@
                 </mc:Choice>
                 <mc:Fallback>
                   <w:pict>
-                    <v:shape w14:anchorId="46011489" id="Ink 2" o:spid="_x0000_s1026" type="#_x0000_t75" style="position:absolute;margin-left:41.7pt;margin-top:11.85pt;width:16.95pt;height:10.3pt;z-index:251655168;visibility:visible;mso-wrap-style:square;mso-wrap-distance-left:9pt;mso-wrap-distance-top:0;mso-wrap-distance-right:9pt;mso-wrap-distance-bottom:0;mso-position-horizontal:absolute;mso-position-horizontal-relative:text;mso-position-vertical:absolute;mso-position-vertical-relative:text" o:gfxdata="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">
+                    <v:shape w14:anchorId="540521F1" id="Ink 2" o:spid="_x0000_s1026" type="#_x0000_t75" style="position:absolute;margin-left:41.7pt;margin-top:11.85pt;width:16.95pt;height:10.3pt;z-index:251655168;visibility:visible;mso-wrap-style:square;mso-wrap-distance-left:9pt;mso-wrap-distance-top:0;mso-wrap-distance-right:9pt;mso-wrap-distance-bottom:0;mso-position-horizontal:absolute;mso-position-horizontal-relative:text;mso-position-vertical:absolute;mso-position-vertical-relative:text" o:gfxdata="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">
                       <v:imagedata r:id="rId11" o:title=""/>
                     </v:shape>
                   </w:pict>
@@ -1630,7 +1630,7 @@
                 </mc:Choice>
                 <mc:Fallback>
                   <w:pict>
-                    <v:shape w14:anchorId="6990DB51" id="Ink 2" o:spid="_x0000_s1026" type="#_x0000_t75" style="position:absolute;margin-left:40.7pt;margin-top:4.75pt;width:16.95pt;height:10.3pt;z-index:251658240;visibility:visible;mso-wrap-style:square;mso-wrap-distance-left:9pt;mso-wrap-distance-top:0;mso-wrap-distance-right:9pt;mso-wrap-distance-bottom:0;mso-position-horizontal:absolute;mso-position-horizontal-relative:text;mso-position-vertical:absolute;mso-position-vertical-relative:text" o:gfxdata="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">
+                    <v:shape w14:anchorId="13243725" id="Ink 2" o:spid="_x0000_s1026" type="#_x0000_t75" style="position:absolute;margin-left:40.7pt;margin-top:4.75pt;width:16.95pt;height:10.3pt;z-index:251658240;visibility:visible;mso-wrap-style:square;mso-wrap-distance-left:9pt;mso-wrap-distance-top:0;mso-wrap-distance-right:9pt;mso-wrap-distance-bottom:0;mso-position-horizontal:absolute;mso-position-horizontal-relative:text;mso-position-vertical:absolute;mso-position-vertical-relative:text" o:gfxdata="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">
                       <v:imagedata r:id="rId11" o:title=""/>
                     </v:shape>
                   </w:pict>
@@ -1767,7 +1767,7 @@
                 </mc:Choice>
                 <mc:Fallback>
                   <w:pict>
-                    <v:shape w14:anchorId="212BC3B2" id="Ink 2" o:spid="_x0000_s1026" type="#_x0000_t75" style="position:absolute;margin-left:40.7pt;margin-top:4.8pt;width:16.95pt;height:10.3pt;z-index:251661312;visibility:visible;mso-wrap-style:square;mso-wrap-distance-left:9pt;mso-wrap-distance-top:0;mso-wrap-distance-right:9pt;mso-wrap-distance-bottom:0;mso-position-horizontal:absolute;mso-position-horizontal-relative:text;mso-position-vertical:absolute;mso-position-vertical-relative:text" o:gfxdata="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">
+                    <v:shape w14:anchorId="0E5EB7F0" id="Ink 2" o:spid="_x0000_s1026" type="#_x0000_t75" style="position:absolute;margin-left:40.7pt;margin-top:4.8pt;width:16.95pt;height:10.3pt;z-index:251661312;visibility:visible;mso-wrap-style:square;mso-wrap-distance-left:9pt;mso-wrap-distance-top:0;mso-wrap-distance-right:9pt;mso-wrap-distance-bottom:0;mso-position-horizontal:absolute;mso-position-horizontal-relative:text;mso-position-vertical:absolute;mso-position-vertical-relative:text" o:gfxdata="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">
                       <v:imagedata r:id="rId11" o:title=""/>
                     </v:shape>
                   </w:pict>
@@ -1880,7 +1880,7 @@
                 </mc:Choice>
                 <mc:Fallback>
                   <w:pict>
-                    <v:shape w14:anchorId="3AFDFC0E" id="Ink 2" o:spid="_x0000_s1026" type="#_x0000_t75" style="position:absolute;margin-left:39.2pt;margin-top:3.55pt;width:16.95pt;height:10.3pt;z-index:251664384;visibility:visible;mso-wrap-style:square;mso-wrap-distance-left:9pt;mso-wrap-distance-top:0;mso-wrap-distance-right:9pt;mso-wrap-distance-bottom:0;mso-position-horizontal:absolute;mso-position-horizontal-relative:text;mso-position-vertical:absolute;mso-position-vertical-relative:text" o:gfxdata="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">
+                    <v:shape w14:anchorId="28FD513F" id="Ink 2" o:spid="_x0000_s1026" type="#_x0000_t75" style="position:absolute;margin-left:39.2pt;margin-top:3.55pt;width:16.95pt;height:10.3pt;z-index:251664384;visibility:visible;mso-wrap-style:square;mso-wrap-distance-left:9pt;mso-wrap-distance-top:0;mso-wrap-distance-right:9pt;mso-wrap-distance-bottom:0;mso-position-horizontal:absolute;mso-position-horizontal-relative:text;mso-position-vertical:absolute;mso-position-vertical-relative:text" o:gfxdata="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">
                       <v:imagedata r:id="rId11" o:title=""/>
                     </v:shape>
                   </w:pict>
@@ -2009,7 +2009,7 @@
                 </mc:Choice>
                 <mc:Fallback>
                   <w:pict>
-                    <v:shape w14:anchorId="7F788F5F" id="Ink 2" o:spid="_x0000_s1026" type="#_x0000_t75" style="position:absolute;margin-left:37.95pt;margin-top:4.7pt;width:16.95pt;height:10.3pt;z-index:251667456;visibility:visible;mso-wrap-style:square;mso-wrap-distance-left:9pt;mso-wrap-distance-top:0;mso-wrap-distance-right:9pt;mso-wrap-distance-bottom:0;mso-position-horizontal:absolute;mso-position-horizontal-relative:text;mso-position-vertical:absolute;mso-position-vertical-relative:text" o:gfxdata="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">
+                    <v:shape w14:anchorId="01DC7D90" id="Ink 2" o:spid="_x0000_s1026" type="#_x0000_t75" style="position:absolute;margin-left:37.95pt;margin-top:4.7pt;width:16.95pt;height:10.3pt;z-index:251667456;visibility:visible;mso-wrap-style:square;mso-wrap-distance-left:9pt;mso-wrap-distance-top:0;mso-wrap-distance-right:9pt;mso-wrap-distance-bottom:0;mso-position-horizontal:absolute;mso-position-horizontal-relative:text;mso-position-vertical:absolute;mso-position-vertical-relative:text" o:gfxdata="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">
                       <v:imagedata r:id="rId11" o:title=""/>
                     </v:shape>
                   </w:pict>
@@ -2106,7 +2106,7 @@
                 </mc:Choice>
                 <mc:Fallback>
                   <w:pict>
-                    <v:shape w14:anchorId="4945E1BB" id="Ink 2" o:spid="_x0000_s1026" type="#_x0000_t75" style="position:absolute;margin-left:37.7pt;margin-top:4.25pt;width:16.95pt;height:10.3pt;z-index:251670528;visibility:visible;mso-wrap-style:square;mso-wrap-distance-left:9pt;mso-wrap-distance-top:0;mso-wrap-distance-right:9pt;mso-wrap-distance-bottom:0;mso-position-horizontal:absolute;mso-position-horizontal-relative:text;mso-position-vertical:absolute;mso-position-vertical-relative:text" o:gfxdata="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">
+                    <v:shape w14:anchorId="1F19C770" id="Ink 2" o:spid="_x0000_s1026" type="#_x0000_t75" style="position:absolute;margin-left:37.7pt;margin-top:4.25pt;width:16.95pt;height:10.3pt;z-index:251670528;visibility:visible;mso-wrap-style:square;mso-wrap-distance-left:9pt;mso-wrap-distance-top:0;mso-wrap-distance-right:9pt;mso-wrap-distance-bottom:0;mso-position-horizontal:absolute;mso-position-horizontal-relative:text;mso-position-vertical:absolute;mso-position-vertical-relative:text" o:gfxdata="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">
                       <v:imagedata r:id="rId11" o:title=""/>
                     </v:shape>
                   </w:pict>
@@ -2759,7 +2759,7 @@
           </mc:Choice>
           <mc:Fallback>
             <w:pict>
-              <v:shape w14:anchorId="4BBDF497" id="Ink 20" o:spid="_x0000_s1026" type="#_x0000_t75" style="position:absolute;margin-left:397.35pt;margin-top:-3.25pt;width:64.95pt;height:33.35pt;z-index:251676160;visibility:visible;mso-wrap-style:square;mso-wrap-distance-left:9pt;mso-wrap-distance-top:0;mso-wrap-distance-right:9pt;mso-wrap-distance-bottom:0;mso-position-horizontal:absolute;mso-position-horizontal-relative:text;mso-position-vertical:absolute;mso-position-vertical-relative:text" o:gfxdata="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">
+              <v:shape w14:anchorId="4B159A52" id="Ink 20" o:spid="_x0000_s1026" type="#_x0000_t75" style="position:absolute;margin-left:397.35pt;margin-top:-3.25pt;width:64.95pt;height:33.35pt;z-index:251676160;visibility:visible;mso-wrap-style:square;mso-wrap-distance-left:9pt;mso-wrap-distance-top:0;mso-wrap-distance-right:9pt;mso-wrap-distance-bottom:0;mso-position-horizontal:absolute;mso-position-horizontal-relative:text;mso-position-vertical:absolute;mso-position-vertical-relative:text" o:gfxdata="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">
                 <v:imagedata r:id="rId18" o:title=""/>
               </v:shape>
             </w:pict>
@@ -2806,7 +2806,7 @@
           </mc:Choice>
           <mc:Fallback>
             <w:pict>
-              <v:shape w14:anchorId="1414ACBB" id="Ink 19" o:spid="_x0000_s1026" type="#_x0000_t75" style="position:absolute;margin-left:389.1pt;margin-top:10.9pt;width:8.05pt;height:9.7pt;z-index:251675136;visibility:visible;mso-wrap-style:square;mso-wrap-distance-left:9pt;mso-wrap-distance-top:0;mso-wrap-distance-right:9pt;mso-wrap-distance-bottom:0;mso-position-horizontal:absolute;mso-position-horizontal-relative:text;mso-position-vertical:absolute;mso-position-vertical-relative:text" o:gfxdata="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">
+              <v:shape w14:anchorId="4D85300B" id="Ink 19" o:spid="_x0000_s1026" type="#_x0000_t75" style="position:absolute;margin-left:389.1pt;margin-top:10.9pt;width:8.05pt;height:9.7pt;z-index:251675136;visibility:visible;mso-wrap-style:square;mso-wrap-distance-left:9pt;mso-wrap-distance-top:0;mso-wrap-distance-right:9pt;mso-wrap-distance-bottom:0;mso-position-horizontal:absolute;mso-position-horizontal-relative:text;mso-position-vertical:absolute;mso-position-vertical-relative:text" o:gfxdata="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">
                 <v:imagedata r:id="rId20" o:title=""/>
               </v:shape>
             </w:pict>
@@ -2853,7 +2853,7 @@
           </mc:Choice>
           <mc:Fallback>
             <w:pict>
-              <v:shape w14:anchorId="671D078B" id="Ink 14" o:spid="_x0000_s1026" type="#_x0000_t75" style="position:absolute;margin-left:388.75pt;margin-top:.95pt;width:10.85pt;height:17.85pt;z-index:251674112;visibility:visible;mso-wrap-style:square;mso-wrap-distance-left:9pt;mso-wrap-distance-top:0;mso-wrap-distance-right:9pt;mso-wrap-distance-bottom:0;mso-position-horizontal:absolute;mso-position-horizontal-relative:text;mso-position-vertical:absolute;mso-position-vertical-relative:text" o:gfxdata="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">
+              <v:shape w14:anchorId="65DCCCC8" id="Ink 14" o:spid="_x0000_s1026" type="#_x0000_t75" style="position:absolute;margin-left:388.75pt;margin-top:.95pt;width:10.85pt;height:17.85pt;z-index:251674112;visibility:visible;mso-wrap-style:square;mso-wrap-distance-left:9pt;mso-wrap-distance-top:0;mso-wrap-distance-right:9pt;mso-wrap-distance-bottom:0;mso-position-horizontal:absolute;mso-position-horizontal-relative:text;mso-position-vertical:absolute;mso-position-vertical-relative:text" o:gfxdata="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">
                 <v:imagedata r:id="rId22" o:title=""/>
               </v:shape>
             </w:pict>
@@ -2900,7 +2900,7 @@
           </mc:Choice>
           <mc:Fallback>
             <w:pict>
-              <v:shape w14:anchorId="0277F982" id="Ink 13" o:spid="_x0000_s1026" type="#_x0000_t75" style="position:absolute;margin-left:337.35pt;margin-top:11.7pt;width:37.95pt;height:9.35pt;z-index:251673088;visibility:visible;mso-wrap-style:square;mso-wrap-distance-left:9pt;mso-wrap-distance-top:0;mso-wrap-distance-right:9pt;mso-wrap-distance-bottom:0;mso-position-horizontal:absolute;mso-position-horizontal-relative:text;mso-position-vertical:absolute;mso-position-vertical-relative:text" o:gfxdata="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">
+              <v:shape w14:anchorId="53DC0989" id="Ink 13" o:spid="_x0000_s1026" type="#_x0000_t75" style="position:absolute;margin-left:337.35pt;margin-top:11.7pt;width:37.95pt;height:9.35pt;z-index:251673088;visibility:visible;mso-wrap-style:square;mso-wrap-distance-left:9pt;mso-wrap-distance-top:0;mso-wrap-distance-right:9pt;mso-wrap-distance-bottom:0;mso-position-horizontal:absolute;mso-position-horizontal-relative:text;mso-position-vertical:absolute;mso-position-vertical-relative:text" o:gfxdata="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">
                 <v:imagedata r:id="rId24" o:title=""/>
               </v:shape>
             </w:pict>
@@ -2950,7 +2950,7 @@
           </mc:Choice>
           <mc:Fallback>
             <w:pict>
-              <v:shape w14:anchorId="281880D0" id="Ink 12" o:spid="_x0000_s1026" type="#_x0000_t75" style="position:absolute;margin-left:327.2pt;margin-top:13.6pt;width:15.95pt;height:6pt;z-index:251672064;visibility:visible;mso-wrap-style:square;mso-width-percent:0;mso-wrap-distance-left:9pt;mso-wrap-distance-top:0;mso-wrap-distance-right:9pt;mso-wrap-distance-bottom:0;mso-position-horizontal:absolute;mso-position-horizontal-relative:text;mso-position-vertical:absolute;mso-position-vertical-relative:text;mso-width-percent:0;mso-width-relative:margin" o:gfxdata="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">
+              <v:shape w14:anchorId="33261BA5" id="Ink 12" o:spid="_x0000_s1026" type="#_x0000_t75" style="position:absolute;margin-left:327.2pt;margin-top:13.6pt;width:15.95pt;height:6pt;z-index:251672064;visibility:visible;mso-wrap-style:square;mso-width-percent:0;mso-wrap-distance-left:9pt;mso-wrap-distance-top:0;mso-wrap-distance-right:9pt;mso-wrap-distance-bottom:0;mso-position-horizontal:absolute;mso-position-horizontal-relative:text;mso-position-vertical:absolute;mso-position-vertical-relative:text;mso-width-percent:0;mso-width-relative:margin" o:gfxdata="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">
                 <v:imagedata r:id="rId26" o:title=""/>
               </v:shape>
             </w:pict>
@@ -2997,7 +2997,7 @@
           </mc:Choice>
           <mc:Fallback>
             <w:pict>
-              <v:shape w14:anchorId="627CE296" id="Ink 10" o:spid="_x0000_s1026" type="#_x0000_t75" style="position:absolute;margin-left:324.6pt;margin-top:4.25pt;width:8.8pt;height:20.45pt;z-index:251670016;visibility:visible;mso-wrap-style:square;mso-wrap-distance-left:9pt;mso-wrap-distance-top:0;mso-wrap-distance-right:9pt;mso-wrap-distance-bottom:0;mso-position-horizontal:absolute;mso-position-horizontal-relative:text;mso-position-vertical:absolute;mso-position-vertical-relative:text" o:gfxdata="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">
+              <v:shape w14:anchorId="2DA41BCA" id="Ink 10" o:spid="_x0000_s1026" type="#_x0000_t75" style="position:absolute;margin-left:324.6pt;margin-top:4.25pt;width:8.8pt;height:20.45pt;z-index:251670016;visibility:visible;mso-wrap-style:square;mso-wrap-distance-left:9pt;mso-wrap-distance-top:0;mso-wrap-distance-right:9pt;mso-wrap-distance-bottom:0;mso-position-horizontal:absolute;mso-position-horizontal-relative:text;mso-position-vertical:absolute;mso-position-vertical-relative:text" o:gfxdata="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">
                 <v:imagedata r:id="rId28" o:title=""/>
               </v:shape>
             </w:pict>
@@ -3203,14 +3203,12 @@
         </w:rPr>
         <w:t xml:space="preserve"> </w:t>
       </w:r>
-      <w:proofErr w:type="gramStart"/>
-      <w:r>
-        <w:rPr>
-          <w:rFonts w:asciiTheme="majorHAnsi" w:hAnsiTheme="majorHAnsi" w:cstheme="majorHAnsi"/>
-        </w:rPr>
-        <w:t>included,</w:t>
-      </w:r>
-      <w:proofErr w:type="gramEnd"/>
+      <w:r>
+        <w:rPr>
+          <w:rFonts w:asciiTheme="majorHAnsi" w:hAnsiTheme="majorHAnsi" w:cstheme="majorHAnsi"/>
+        </w:rPr>
+        <w:t>included</w:t>
+      </w:r>
       <w:r>
         <w:rPr>
           <w:rFonts w:asciiTheme="majorHAnsi" w:hAnsiTheme="majorHAnsi" w:cstheme="majorHAnsi"/>
@@ -6817,6 +6815,7 @@
       <w:pPr>
         <w:spacing w:line="276" w:lineRule="auto"/>
         <w:ind w:left="709"/>
+        <w:jc w:val="both"/>
         <w:rPr>
           <w:rFonts w:asciiTheme="majorHAnsi" w:hAnsiTheme="majorHAnsi" w:cstheme="majorHAnsi"/>
         </w:rPr>
@@ -7908,6 +7907,7 @@
           </w:tcPr>
           <w:p>
             <w:pPr>
+              <w:jc w:val="center"/>
               <w:rPr>
                 <w:rFonts w:asciiTheme="majorHAnsi" w:hAnsiTheme="majorHAnsi" w:cstheme="majorHAnsi"/>
               </w:rPr>
@@ -9922,19 +9922,490 @@
     </w:p>
     <w:p>
       <w:pPr>
-        <w:rPr>
-          <w:rFonts w:asciiTheme="majorHAnsi" w:hAnsiTheme="majorHAnsi" w:cstheme="majorHAnsi"/>
-          <w:b/>
-          <w:bCs/>
-        </w:rPr>
-      </w:pPr>
+        <w:pStyle w:val="NormalWeb"/>
+        <w:numPr>
+          <w:ilvl w:val="0"/>
+          <w:numId w:val="14"/>
+        </w:numPr>
+        <w:spacing w:line="276" w:lineRule="auto"/>
+        <w:rPr>
+          <w:rFonts w:asciiTheme="majorHAnsi" w:hAnsiTheme="majorHAnsi" w:cstheme="majorHAnsi"/>
+          <w:sz w:val="20"/>
+          <w:szCs w:val="20"/>
+        </w:rPr>
+      </w:pPr>
+      <w:r>
+        <w:rPr>
+          <w:rStyle w:val="Strong"/>
+          <w:rFonts w:asciiTheme="majorHAnsi" w:hAnsiTheme="majorHAnsi" w:cstheme="majorHAnsi"/>
+          <w:sz w:val="20"/>
+          <w:szCs w:val="20"/>
+        </w:rPr>
+        <w:t>Summary updated.</w:t>
+      </w:r>
+      <w:r>
+        <w:rPr>
+          <w:rFonts w:asciiTheme="majorHAnsi" w:hAnsiTheme="majorHAnsi" w:cstheme="majorHAnsi"/>
+          <w:sz w:val="20"/>
+          <w:szCs w:val="20"/>
+        </w:rPr>
+        <w:t xml:space="preserve"> I now show six months of Australian experience (was three) and state my focus on building for the community.</w:t>
+      </w:r>
+      <w:r>
+        <w:rPr>
+          <w:rFonts w:asciiTheme="majorHAnsi" w:hAnsiTheme="majorHAnsi" w:cstheme="majorHAnsi"/>
+          <w:sz w:val="20"/>
+          <w:szCs w:val="20"/>
+        </w:rPr>
+        <w:br/>
+      </w:r>
+      <w:r>
+        <w:rPr>
+          <w:rStyle w:val="Strong"/>
+          <w:rFonts w:asciiTheme="majorHAnsi" w:hAnsiTheme="majorHAnsi" w:cstheme="majorHAnsi"/>
+          <w:sz w:val="20"/>
+          <w:szCs w:val="20"/>
+        </w:rPr>
+        <w:t>How it helps:</w:t>
+      </w:r>
+      <w:r>
+        <w:rPr>
+          <w:rFonts w:asciiTheme="majorHAnsi" w:hAnsiTheme="majorHAnsi" w:cstheme="majorHAnsi"/>
+          <w:sz w:val="20"/>
+          <w:szCs w:val="20"/>
+        </w:rPr>
+        <w:t xml:space="preserve"> shows local workplace fit and a people-first mindset in two lines.</w:t>
+      </w:r>
+      <w:r>
+        <w:rPr>
+          <w:rFonts w:asciiTheme="majorHAnsi" w:hAnsiTheme="majorHAnsi" w:cstheme="majorHAnsi"/>
+          <w:sz w:val="20"/>
+          <w:szCs w:val="20"/>
+        </w:rPr>
+        <w:br/>
+      </w:r>
+      <w:r>
+        <w:rPr>
+          <w:rStyle w:val="Strong"/>
+          <w:rFonts w:asciiTheme="majorHAnsi" w:hAnsiTheme="majorHAnsi" w:cstheme="majorHAnsi"/>
+          <w:sz w:val="20"/>
+          <w:szCs w:val="20"/>
+        </w:rPr>
+        <w:t>Who it helps:</w:t>
+      </w:r>
+      <w:r>
+        <w:rPr>
+          <w:rFonts w:asciiTheme="majorHAnsi" w:hAnsiTheme="majorHAnsi" w:cstheme="majorHAnsi"/>
+          <w:sz w:val="20"/>
+          <w:szCs w:val="20"/>
+        </w:rPr>
+        <w:t xml:space="preserve"> recruiters screening for local experience and values; </w:t>
+      </w:r>
+      <w:r>
+        <w:rPr>
+          <w:rStyle w:val="Strong"/>
+          <w:rFonts w:asciiTheme="majorHAnsi" w:hAnsiTheme="majorHAnsi" w:cstheme="majorHAnsi"/>
+          <w:sz w:val="20"/>
+          <w:szCs w:val="20"/>
+        </w:rPr>
+        <w:t>how it helps the community:</w:t>
+      </w:r>
+      <w:r>
+        <w:rPr>
+          <w:rFonts w:asciiTheme="majorHAnsi" w:hAnsiTheme="majorHAnsi" w:cstheme="majorHAnsi"/>
+          <w:sz w:val="20"/>
+          <w:szCs w:val="20"/>
+        </w:rPr>
+        <w:t xml:space="preserve"> signals that I design with everyday users in mind.</w:t>
+      </w:r>
     </w:p>
     <w:p>
       <w:pPr>
-        <w:rPr>
-          <w:rFonts w:asciiTheme="majorHAnsi" w:hAnsiTheme="majorHAnsi" w:cstheme="majorHAnsi"/>
-          <w:b/>
-          <w:bCs/>
+        <w:pStyle w:val="NormalWeb"/>
+        <w:numPr>
+          <w:ilvl w:val="0"/>
+          <w:numId w:val="14"/>
+        </w:numPr>
+        <w:spacing w:line="276" w:lineRule="auto"/>
+        <w:rPr>
+          <w:rFonts w:asciiTheme="majorHAnsi" w:hAnsiTheme="majorHAnsi" w:cstheme="majorHAnsi"/>
+          <w:sz w:val="20"/>
+          <w:szCs w:val="20"/>
+        </w:rPr>
+      </w:pPr>
+      <w:r>
+        <w:rPr>
+          <w:rStyle w:val="Strong"/>
+          <w:rFonts w:asciiTheme="majorHAnsi" w:hAnsiTheme="majorHAnsi" w:cstheme="majorHAnsi"/>
+          <w:sz w:val="20"/>
+          <w:szCs w:val="20"/>
+        </w:rPr>
+        <w:t>CSIRO role added (Aug–Oct 2025).</w:t>
+      </w:r>
+      <w:r>
+        <w:rPr>
+          <w:rFonts w:asciiTheme="majorHAnsi" w:hAnsiTheme="majorHAnsi" w:cstheme="majorHAnsi"/>
+          <w:sz w:val="20"/>
+          <w:szCs w:val="20"/>
+        </w:rPr>
+        <w:t xml:space="preserve"> I listed clear outcomes with dates: an LLM safety test suite, a one-file memory-safety demo using sanitizers, an R dataset validator, and three presentations (4 Sep CSIRO Clayton, 12 Sep mid-review, Week 10 Swinburne).</w:t>
+      </w:r>
+      <w:r>
+        <w:rPr>
+          <w:rFonts w:asciiTheme="majorHAnsi" w:hAnsiTheme="majorHAnsi" w:cstheme="majorHAnsi"/>
+          <w:sz w:val="20"/>
+          <w:szCs w:val="20"/>
+        </w:rPr>
+        <w:br/>
+      </w:r>
+      <w:r>
+        <w:rPr>
+          <w:rStyle w:val="Strong"/>
+          <w:rFonts w:asciiTheme="majorHAnsi" w:hAnsiTheme="majorHAnsi" w:cstheme="majorHAnsi"/>
+          <w:sz w:val="20"/>
+          <w:szCs w:val="20"/>
+        </w:rPr>
+        <w:t>How it helps:</w:t>
+      </w:r>
+      <w:r>
+        <w:rPr>
+          <w:rFonts w:asciiTheme="majorHAnsi" w:hAnsiTheme="majorHAnsi" w:cstheme="majorHAnsi"/>
+          <w:sz w:val="20"/>
+          <w:szCs w:val="20"/>
+        </w:rPr>
+        <w:t xml:space="preserve"> proves recent, verifiable results and shows I can present and deliver on time.</w:t>
+      </w:r>
+      <w:r>
+        <w:rPr>
+          <w:rFonts w:asciiTheme="majorHAnsi" w:hAnsiTheme="majorHAnsi" w:cstheme="majorHAnsi"/>
+          <w:sz w:val="20"/>
+          <w:szCs w:val="20"/>
+        </w:rPr>
+        <w:br/>
+      </w:r>
+      <w:r>
+        <w:rPr>
+          <w:rStyle w:val="Strong"/>
+          <w:rFonts w:asciiTheme="majorHAnsi" w:hAnsiTheme="majorHAnsi" w:cstheme="majorHAnsi"/>
+          <w:sz w:val="20"/>
+          <w:szCs w:val="20"/>
+        </w:rPr>
+        <w:t>Who it helps:</w:t>
+      </w:r>
+      <w:r>
+        <w:rPr>
+          <w:rFonts w:asciiTheme="majorHAnsi" w:hAnsiTheme="majorHAnsi" w:cstheme="majorHAnsi"/>
+          <w:sz w:val="20"/>
+          <w:szCs w:val="20"/>
+        </w:rPr>
+        <w:t xml:space="preserve"> hiring managers and interviewers; </w:t>
+      </w:r>
+      <w:r>
+        <w:rPr>
+          <w:rStyle w:val="Strong"/>
+          <w:rFonts w:asciiTheme="majorHAnsi" w:hAnsiTheme="majorHAnsi" w:cstheme="majorHAnsi"/>
+          <w:sz w:val="20"/>
+          <w:szCs w:val="20"/>
+        </w:rPr>
+        <w:t>how it helps the community:</w:t>
+      </w:r>
+      <w:r>
+        <w:rPr>
+          <w:rFonts w:asciiTheme="majorHAnsi" w:hAnsiTheme="majorHAnsi" w:cstheme="majorHAnsi"/>
+          <w:sz w:val="20"/>
+          <w:szCs w:val="20"/>
+        </w:rPr>
+        <w:t xml:space="preserve"> supports safer AI tools that lower harm and make risks easier to explain.</w:t>
+      </w:r>
+    </w:p>
+    <w:p>
+      <w:pPr>
+        <w:pStyle w:val="NormalWeb"/>
+        <w:numPr>
+          <w:ilvl w:val="0"/>
+          <w:numId w:val="14"/>
+        </w:numPr>
+        <w:spacing w:line="276" w:lineRule="auto"/>
+        <w:rPr>
+          <w:rFonts w:asciiTheme="majorHAnsi" w:hAnsiTheme="majorHAnsi" w:cstheme="majorHAnsi"/>
+          <w:sz w:val="20"/>
+          <w:szCs w:val="20"/>
+        </w:rPr>
+      </w:pPr>
+      <w:r>
+        <w:rPr>
+          <w:rStyle w:val="Strong"/>
+          <w:rFonts w:asciiTheme="majorHAnsi" w:hAnsiTheme="majorHAnsi" w:cstheme="majorHAnsi"/>
+          <w:sz w:val="20"/>
+          <w:szCs w:val="20"/>
+        </w:rPr>
+        <w:lastRenderedPageBreak/>
+        <w:t>Skills expanded.</w:t>
+      </w:r>
+      <w:r>
+        <w:rPr>
+          <w:rFonts w:asciiTheme="majorHAnsi" w:hAnsiTheme="majorHAnsi" w:cstheme="majorHAnsi"/>
+          <w:sz w:val="20"/>
+          <w:szCs w:val="20"/>
+        </w:rPr>
+        <w:t xml:space="preserve"> I added prompt-injection/FPA testing, R text checks, and C with sanitizers.</w:t>
+      </w:r>
+      <w:r>
+        <w:rPr>
+          <w:rFonts w:asciiTheme="majorHAnsi" w:hAnsiTheme="majorHAnsi" w:cstheme="majorHAnsi"/>
+          <w:sz w:val="20"/>
+          <w:szCs w:val="20"/>
+        </w:rPr>
+        <w:br/>
+      </w:r>
+      <w:r>
+        <w:rPr>
+          <w:rStyle w:val="Strong"/>
+          <w:rFonts w:asciiTheme="majorHAnsi" w:hAnsiTheme="majorHAnsi" w:cstheme="majorHAnsi"/>
+          <w:sz w:val="20"/>
+          <w:szCs w:val="20"/>
+        </w:rPr>
+        <w:t>How it helps:</w:t>
+      </w:r>
+      <w:r>
+        <w:rPr>
+          <w:rFonts w:asciiTheme="majorHAnsi" w:hAnsiTheme="majorHAnsi" w:cstheme="majorHAnsi"/>
+          <w:sz w:val="20"/>
+          <w:szCs w:val="20"/>
+        </w:rPr>
+        <w:t xml:space="preserve"> matches current needs in AI safety and reliability and shows I can test and fix issues.</w:t>
+      </w:r>
+      <w:r>
+        <w:rPr>
+          <w:rFonts w:asciiTheme="majorHAnsi" w:hAnsiTheme="majorHAnsi" w:cstheme="majorHAnsi"/>
+          <w:sz w:val="20"/>
+          <w:szCs w:val="20"/>
+        </w:rPr>
+        <w:br/>
+      </w:r>
+      <w:r>
+        <w:rPr>
+          <w:rStyle w:val="Strong"/>
+          <w:rFonts w:asciiTheme="majorHAnsi" w:hAnsiTheme="majorHAnsi" w:cstheme="majorHAnsi"/>
+          <w:sz w:val="20"/>
+          <w:szCs w:val="20"/>
+        </w:rPr>
+        <w:t>Who it helps:</w:t>
+      </w:r>
+      <w:r>
+        <w:rPr>
+          <w:rFonts w:asciiTheme="majorHAnsi" w:hAnsiTheme="majorHAnsi" w:cstheme="majorHAnsi"/>
+          <w:sz w:val="20"/>
+          <w:szCs w:val="20"/>
+        </w:rPr>
+        <w:t xml:space="preserve"> teams building or assessing AI systems; </w:t>
+      </w:r>
+      <w:r>
+        <w:rPr>
+          <w:rStyle w:val="Strong"/>
+          <w:rFonts w:asciiTheme="majorHAnsi" w:hAnsiTheme="majorHAnsi" w:cstheme="majorHAnsi"/>
+          <w:sz w:val="20"/>
+          <w:szCs w:val="20"/>
+        </w:rPr>
+        <w:t>how it helps the community:</w:t>
+      </w:r>
+      <w:r>
+        <w:rPr>
+          <w:rFonts w:asciiTheme="majorHAnsi" w:hAnsiTheme="majorHAnsi" w:cstheme="majorHAnsi"/>
+          <w:sz w:val="20"/>
+          <w:szCs w:val="20"/>
+        </w:rPr>
+        <w:t xml:space="preserve"> improves the reliability of tools people use every day.</w:t>
+      </w:r>
+    </w:p>
+    <w:p>
+      <w:pPr>
+        <w:pStyle w:val="NormalWeb"/>
+        <w:numPr>
+          <w:ilvl w:val="0"/>
+          <w:numId w:val="14"/>
+        </w:numPr>
+        <w:spacing w:line="276" w:lineRule="auto"/>
+        <w:rPr>
+          <w:rFonts w:asciiTheme="majorHAnsi" w:hAnsiTheme="majorHAnsi" w:cstheme="majorHAnsi"/>
+          <w:sz w:val="20"/>
+          <w:szCs w:val="20"/>
+        </w:rPr>
+      </w:pPr>
+      <w:r>
+        <w:rPr>
+          <w:rStyle w:val="Strong"/>
+          <w:rFonts w:asciiTheme="majorHAnsi" w:hAnsiTheme="majorHAnsi" w:cstheme="majorHAnsi"/>
+          <w:sz w:val="20"/>
+          <w:szCs w:val="20"/>
+        </w:rPr>
+        <w:t>Reference strengthened.</w:t>
+      </w:r>
+      <w:r>
+        <w:rPr>
+          <w:rFonts w:asciiTheme="majorHAnsi" w:hAnsiTheme="majorHAnsi" w:cstheme="majorHAnsi"/>
+          <w:sz w:val="20"/>
+          <w:szCs w:val="20"/>
+        </w:rPr>
+        <w:t xml:space="preserve"> I included a LinkedIn recommendation from Dr. Shigang Liu.</w:t>
+      </w:r>
+      <w:r>
+        <w:rPr>
+          <w:rFonts w:asciiTheme="majorHAnsi" w:hAnsiTheme="majorHAnsi" w:cstheme="majorHAnsi"/>
+          <w:sz w:val="20"/>
+          <w:szCs w:val="20"/>
+        </w:rPr>
+        <w:br/>
+      </w:r>
+      <w:r>
+        <w:rPr>
+          <w:rStyle w:val="Strong"/>
+          <w:rFonts w:asciiTheme="majorHAnsi" w:hAnsiTheme="majorHAnsi" w:cstheme="majorHAnsi"/>
+          <w:sz w:val="20"/>
+          <w:szCs w:val="20"/>
+        </w:rPr>
+        <w:t>How it helps:</w:t>
+      </w:r>
+      <w:r>
+        <w:rPr>
+          <w:rFonts w:asciiTheme="majorHAnsi" w:hAnsiTheme="majorHAnsi" w:cstheme="majorHAnsi"/>
+          <w:sz w:val="20"/>
+          <w:szCs w:val="20"/>
+        </w:rPr>
+        <w:t xml:space="preserve"> provides trusted third-party proof of my impact and communication.</w:t>
+      </w:r>
+      <w:r>
+        <w:rPr>
+          <w:rFonts w:asciiTheme="majorHAnsi" w:hAnsiTheme="majorHAnsi" w:cstheme="majorHAnsi"/>
+          <w:sz w:val="20"/>
+          <w:szCs w:val="20"/>
+        </w:rPr>
+        <w:br/>
+      </w:r>
+      <w:r>
+        <w:rPr>
+          <w:rStyle w:val="Strong"/>
+          <w:rFonts w:asciiTheme="majorHAnsi" w:hAnsiTheme="majorHAnsi" w:cstheme="majorHAnsi"/>
+          <w:sz w:val="20"/>
+          <w:szCs w:val="20"/>
+        </w:rPr>
+        <w:t>Who it helps:</w:t>
+      </w:r>
+      <w:r>
+        <w:rPr>
+          <w:rFonts w:asciiTheme="majorHAnsi" w:hAnsiTheme="majorHAnsi" w:cstheme="majorHAnsi"/>
+          <w:sz w:val="20"/>
+          <w:szCs w:val="20"/>
+        </w:rPr>
+        <w:t xml:space="preserve"> recruiters and future teammates who want evidence of how I work.</w:t>
+      </w:r>
+    </w:p>
+    <w:p>
+      <w:pPr>
+        <w:pStyle w:val="NormalWeb"/>
+        <w:numPr>
+          <w:ilvl w:val="0"/>
+          <w:numId w:val="14"/>
+        </w:numPr>
+        <w:spacing w:line="276" w:lineRule="auto"/>
+        <w:rPr>
+          <w:rFonts w:asciiTheme="majorHAnsi" w:hAnsiTheme="majorHAnsi" w:cstheme="majorHAnsi"/>
+          <w:sz w:val="20"/>
+          <w:szCs w:val="20"/>
+        </w:rPr>
+      </w:pPr>
+      <w:r>
+        <w:rPr>
+          <w:rStyle w:val="Strong"/>
+          <w:rFonts w:asciiTheme="majorHAnsi" w:hAnsiTheme="majorHAnsi" w:cstheme="majorHAnsi"/>
+          <w:sz w:val="20"/>
+          <w:szCs w:val="20"/>
+        </w:rPr>
+        <w:t>Impact-first wording.</w:t>
+      </w:r>
+      <w:r>
+        <w:rPr>
+          <w:rFonts w:asciiTheme="majorHAnsi" w:hAnsiTheme="majorHAnsi" w:cstheme="majorHAnsi"/>
+          <w:sz w:val="20"/>
+          <w:szCs w:val="20"/>
+        </w:rPr>
+        <w:t xml:space="preserve"> My bullets now highlight evidence packs and re-runnable scripts, not just duties.</w:t>
+      </w:r>
+      <w:r>
+        <w:rPr>
+          <w:rFonts w:asciiTheme="majorHAnsi" w:hAnsiTheme="majorHAnsi" w:cstheme="majorHAnsi"/>
+          <w:sz w:val="20"/>
+          <w:szCs w:val="20"/>
+        </w:rPr>
+        <w:br/>
+      </w:r>
+      <w:r>
+        <w:rPr>
+          <w:rStyle w:val="Strong"/>
+          <w:rFonts w:asciiTheme="majorHAnsi" w:hAnsiTheme="majorHAnsi" w:cstheme="majorHAnsi"/>
+          <w:sz w:val="20"/>
+          <w:szCs w:val="20"/>
+        </w:rPr>
+        <w:t>How it helps:</w:t>
+      </w:r>
+      <w:r>
+        <w:rPr>
+          <w:rFonts w:asciiTheme="majorHAnsi" w:hAnsiTheme="majorHAnsi" w:cstheme="majorHAnsi"/>
+          <w:sz w:val="20"/>
+          <w:szCs w:val="20"/>
+        </w:rPr>
+        <w:t xml:space="preserve"> makes my value obvious quickly and shows reproducibility.</w:t>
+      </w:r>
+      <w:r>
+        <w:rPr>
+          <w:rFonts w:asciiTheme="majorHAnsi" w:hAnsiTheme="majorHAnsi" w:cstheme="majorHAnsi"/>
+          <w:sz w:val="20"/>
+          <w:szCs w:val="20"/>
+        </w:rPr>
+        <w:br/>
+      </w:r>
+      <w:r>
+        <w:rPr>
+          <w:rStyle w:val="Strong"/>
+          <w:rFonts w:asciiTheme="majorHAnsi" w:hAnsiTheme="majorHAnsi" w:cstheme="majorHAnsi"/>
+          <w:sz w:val="20"/>
+          <w:szCs w:val="20"/>
+        </w:rPr>
+        <w:t>Who it helps:</w:t>
+      </w:r>
+      <w:r>
+        <w:rPr>
+          <w:rFonts w:asciiTheme="majorHAnsi" w:hAnsiTheme="majorHAnsi" w:cstheme="majorHAnsi"/>
+          <w:sz w:val="20"/>
+          <w:szCs w:val="20"/>
+        </w:rPr>
+        <w:t xml:space="preserve"> technical reviewers and collaborators; </w:t>
+      </w:r>
+      <w:r>
+        <w:rPr>
+          <w:rStyle w:val="Strong"/>
+          <w:rFonts w:asciiTheme="majorHAnsi" w:hAnsiTheme="majorHAnsi" w:cstheme="majorHAnsi"/>
+          <w:sz w:val="20"/>
+          <w:szCs w:val="20"/>
+        </w:rPr>
+        <w:t>how it helps the community:</w:t>
+      </w:r>
+      <w:r>
+        <w:rPr>
+          <w:rFonts w:asciiTheme="majorHAnsi" w:hAnsiTheme="majorHAnsi" w:cstheme="majorHAnsi"/>
+          <w:sz w:val="20"/>
+          <w:szCs w:val="20"/>
+        </w:rPr>
+        <w:t xml:space="preserve"> encourages transparent, checkable work that leads to safer products.</w:t>
+      </w:r>
+    </w:p>
+    <w:p>
+      <w:pPr>
+        <w:pStyle w:val="ListParagraph"/>
+        <w:spacing w:line="276" w:lineRule="auto"/>
+        <w:ind w:left="1080"/>
+        <w:rPr>
+          <w:rFonts w:asciiTheme="majorHAnsi" w:hAnsiTheme="majorHAnsi" w:cstheme="majorHAnsi"/>
         </w:rPr>
       </w:pPr>
     </w:p>
@@ -9970,19 +10441,27 @@
     </w:p>
     <w:p>
       <w:pPr>
-        <w:rPr>
-          <w:rFonts w:asciiTheme="majorHAnsi" w:hAnsiTheme="majorHAnsi" w:cstheme="majorHAnsi"/>
-          <w:b/>
-          <w:bCs/>
-        </w:rPr>
-      </w:pPr>
+        <w:spacing w:line="276" w:lineRule="auto"/>
+        <w:ind w:left="360"/>
+        <w:jc w:val="both"/>
+        <w:rPr>
+          <w:rFonts w:asciiTheme="majorHAnsi" w:hAnsiTheme="majorHAnsi" w:cstheme="majorHAnsi"/>
+        </w:rPr>
+      </w:pPr>
+      <w:r>
+        <w:rPr>
+          <w:rFonts w:asciiTheme="majorHAnsi" w:hAnsiTheme="majorHAnsi" w:cstheme="majorHAnsi"/>
+        </w:rPr>
+        <w:t>The mid-internship review on 12 September helped me the most. I was asked to shorten my presentation, avoid very deep technical dives, and explain how the work helps the community. I applied that advice in my Week 10 demo and the final review: I started with the problem and who benefits, showed the result first, used one simple visual per idea, and kept a short demo. This approach makes my message clearer for any audience and will help in future client meetings and interviews.</w:t>
+      </w:r>
     </w:p>
     <w:p>
       <w:pPr>
-        <w:rPr>
-          <w:rFonts w:asciiTheme="majorHAnsi" w:hAnsiTheme="majorHAnsi" w:cstheme="majorHAnsi"/>
-          <w:b/>
-          <w:bCs/>
+        <w:spacing w:line="276" w:lineRule="auto"/>
+        <w:ind w:left="360"/>
+        <w:jc w:val="both"/>
+        <w:rPr>
+          <w:rFonts w:asciiTheme="majorHAnsi" w:hAnsiTheme="majorHAnsi" w:cstheme="majorHAnsi"/>
         </w:rPr>
       </w:pPr>
     </w:p>
@@ -10019,6 +10498,7 @@
     <w:p>
       <w:pPr>
         <w:pStyle w:val="ListParagraph"/>
+        <w:ind w:left="360"/>
         <w:rPr>
           <w:rFonts w:asciiTheme="majorHAnsi" w:hAnsiTheme="majorHAnsi" w:cstheme="majorHAnsi"/>
           <w:b/>
@@ -10028,10 +10508,49 @@
     </w:p>
     <w:p>
       <w:pPr>
-        <w:rPr>
-          <w:rFonts w:asciiTheme="majorHAnsi" w:hAnsiTheme="majorHAnsi" w:cstheme="majorHAnsi"/>
-          <w:b/>
-          <w:bCs/>
+        <w:pStyle w:val="ListParagraph"/>
+        <w:spacing w:line="276" w:lineRule="auto"/>
+        <w:ind w:left="360"/>
+        <w:rPr>
+          <w:rFonts w:asciiTheme="majorHAnsi" w:hAnsiTheme="majorHAnsi" w:cstheme="majorHAnsi"/>
+        </w:rPr>
+      </w:pPr>
+      <w:r>
+        <w:rPr>
+          <w:rFonts w:asciiTheme="majorHAnsi" w:hAnsiTheme="majorHAnsi" w:cstheme="majorHAnsi"/>
+        </w:rPr>
+        <w:t xml:space="preserve">The Week 10 demo at the Swinburne Library was challenging because a live demo is easy to overrun. Next time, I will rehearse with a timed script, carry a 90–120-second </w:t>
+      </w:r>
+      <w:r>
+        <w:rPr>
+          <w:rFonts w:asciiTheme="majorHAnsi" w:hAnsiTheme="majorHAnsi" w:cstheme="majorHAnsi"/>
+        </w:rPr>
+        <w:t>internship role</w:t>
+      </w:r>
+      <w:r>
+        <w:rPr>
+          <w:rFonts w:asciiTheme="majorHAnsi" w:hAnsiTheme="majorHAnsi" w:cstheme="majorHAnsi"/>
+        </w:rPr>
+        <w:t xml:space="preserve"> video, do an AV check before the meeting, and keep to one core message per slide. I will also share a short pre-read and bring offline test data so we can continue even if the network is slow. This will keep the discussion focused and on time.</w:t>
+      </w:r>
+    </w:p>
+    <w:p>
+      <w:pPr>
+        <w:pStyle w:val="ListParagraph"/>
+        <w:spacing w:line="276" w:lineRule="auto"/>
+        <w:ind w:left="360"/>
+        <w:rPr>
+          <w:rFonts w:asciiTheme="majorHAnsi" w:hAnsiTheme="majorHAnsi" w:cstheme="majorHAnsi"/>
+        </w:rPr>
+      </w:pPr>
+    </w:p>
+    <w:p>
+      <w:pPr>
+        <w:pStyle w:val="ListParagraph"/>
+        <w:spacing w:line="276" w:lineRule="auto"/>
+        <w:ind w:left="360"/>
+        <w:rPr>
+          <w:rFonts w:asciiTheme="majorHAnsi" w:hAnsiTheme="majorHAnsi" w:cstheme="majorHAnsi"/>
         </w:rPr>
       </w:pPr>
     </w:p>
@@ -10075,19 +10594,39 @@
     </w:p>
     <w:p>
       <w:pPr>
-        <w:rPr>
-          <w:rFonts w:asciiTheme="majorHAnsi" w:hAnsiTheme="majorHAnsi" w:cstheme="majorHAnsi"/>
-          <w:b/>
-          <w:bCs/>
-        </w:rPr>
-      </w:pPr>
+        <w:spacing w:line="276" w:lineRule="auto"/>
+        <w:ind w:left="360"/>
+        <w:jc w:val="both"/>
+        <w:rPr>
+          <w:rFonts w:asciiTheme="majorHAnsi" w:hAnsiTheme="majorHAnsi" w:cstheme="majorHAnsi"/>
+        </w:rPr>
+      </w:pPr>
+      <w:r>
+        <w:rPr>
+          <w:rFonts w:asciiTheme="majorHAnsi" w:hAnsiTheme="majorHAnsi" w:cstheme="majorHAnsi"/>
+        </w:rPr>
+        <w:t xml:space="preserve">I built </w:t>
+      </w:r>
+      <w:r>
+        <w:rPr>
+          <w:rFonts w:asciiTheme="majorHAnsi" w:hAnsiTheme="majorHAnsi" w:cstheme="majorHAnsi"/>
+        </w:rPr>
+        <w:t>an open-source</w:t>
+      </w:r>
+      <w:r>
+        <w:rPr>
+          <w:rFonts w:asciiTheme="majorHAnsi" w:hAnsiTheme="majorHAnsi" w:cstheme="majorHAnsi"/>
+        </w:rPr>
+        <w:t xml:space="preserve"> LLM safety test suite (text, code, and familiar-pattern cases) with logs and examples that others can reuse. I created a one-file memory-safety demo that shows bad versus good behaviour in a way non-specialists can follow. I wrote an R validator that catches duplicates, near-duplicates, split leaks, and basic agreement issues in prompt datasets. I also used a simple taxonomy to design fair tests, and I backed everything with short demos and clear notes, so results are easy to check. These pieces make it easier for teams to test, explain, and improve AI systems.</w:t>
+      </w:r>
     </w:p>
     <w:p>
       <w:pPr>
-        <w:rPr>
-          <w:rFonts w:asciiTheme="majorHAnsi" w:hAnsiTheme="majorHAnsi" w:cstheme="majorHAnsi"/>
-          <w:b/>
-          <w:bCs/>
+        <w:spacing w:line="276" w:lineRule="auto"/>
+        <w:ind w:left="360"/>
+        <w:jc w:val="both"/>
+        <w:rPr>
+          <w:rFonts w:asciiTheme="majorHAnsi" w:hAnsiTheme="majorHAnsi" w:cstheme="majorHAnsi"/>
         </w:rPr>
       </w:pPr>
     </w:p>
@@ -10115,14 +10654,39 @@
     </w:p>
     <w:p>
       <w:pPr>
-        <w:rPr>
-          <w:rFonts w:asciiTheme="majorHAnsi" w:hAnsiTheme="majorHAnsi" w:cstheme="majorHAnsi"/>
-        </w:rPr>
-      </w:pPr>
+        <w:spacing w:line="276" w:lineRule="auto"/>
+        <w:ind w:left="360"/>
+        <w:jc w:val="both"/>
+        <w:rPr>
+          <w:rStyle w:val="Heading1Char"/>
+          <w:rFonts w:asciiTheme="majorHAnsi" w:hAnsiTheme="majorHAnsi" w:cstheme="majorHAnsi"/>
+          <w:bCs/>
+          <w:kern w:val="0"/>
+          <w:sz w:val="20"/>
+          <w:szCs w:val="24"/>
+        </w:rPr>
+      </w:pPr>
+      <w:r>
+        <w:rPr>
+          <w:rFonts w:asciiTheme="majorHAnsi" w:eastAsiaTheme="majorEastAsia" w:hAnsiTheme="majorHAnsi" w:cstheme="majorHAnsi"/>
+          <w:bCs/>
+          <w:kern w:val="28"/>
+        </w:rPr>
+        <w:t>I need to make my summaries quicker by starting with two lines on what changed for users. I need to deepen my statistics so I can explain agreement and uncertainty with more confidence. I plan to broaden my secure-coding practice beyond the single C example, adding simple fuzzing and basic threat checks. I need to tighten privacy habits so “privacy by default” is part of every task. I plan to package my tools with a one-command setup and basic CI so teammates can run them on a fresh machine. I aim to add a light community-feedback loop each iteration and tune features based on what people need.</w:t>
+      </w:r>
+      <w:r>
+        <w:rPr>
+          <w:rStyle w:val="Heading1Char"/>
+          <w:rFonts w:asciiTheme="majorHAnsi" w:eastAsiaTheme="majorEastAsia" w:hAnsiTheme="majorHAnsi" w:cstheme="majorHAnsi"/>
+          <w:bCs/>
+          <w:sz w:val="20"/>
+        </w:rPr>
+        <w:br w:type="page"/>
+      </w:r>
     </w:p>
     <w:p>
       <w:pPr>
-        <w:spacing w:before="0" w:after="200"/>
+        <w:shd w:val="clear" w:color="auto" w:fill="DDD9C3" w:themeFill="background2" w:themeFillShade="E6"/>
         <w:rPr>
           <w:rStyle w:val="Heading1Char"/>
           <w:rFonts w:asciiTheme="majorHAnsi" w:eastAsiaTheme="majorEastAsia" w:hAnsiTheme="majorHAnsi" w:cstheme="majorHAnsi"/>
@@ -10135,106 +10699,622 @@
           <w:rFonts w:asciiTheme="majorHAnsi" w:eastAsiaTheme="majorEastAsia" w:hAnsiTheme="majorHAnsi" w:cstheme="majorHAnsi"/>
           <w:sz w:val="36"/>
         </w:rPr>
-        <w:br w:type="page"/>
+        <w:lastRenderedPageBreak/>
+        <w:t>Supporting Documents</w:t>
       </w:r>
     </w:p>
     <w:p>
       <w:pPr>
-        <w:shd w:val="clear" w:color="auto" w:fill="DDD9C3" w:themeFill="background2" w:themeFillShade="E6"/>
-        <w:rPr>
-          <w:rStyle w:val="Heading1Char"/>
-          <w:rFonts w:asciiTheme="majorHAnsi" w:eastAsiaTheme="majorEastAsia" w:hAnsiTheme="majorHAnsi" w:cstheme="majorHAnsi"/>
-          <w:sz w:val="36"/>
-        </w:rPr>
-      </w:pPr>
-      <w:r>
-        <w:rPr>
-          <w:rStyle w:val="Heading1Char"/>
-          <w:rFonts w:asciiTheme="majorHAnsi" w:eastAsiaTheme="majorEastAsia" w:hAnsiTheme="majorHAnsi" w:cstheme="majorHAnsi"/>
-          <w:sz w:val="36"/>
-        </w:rPr>
-        <w:lastRenderedPageBreak/>
-        <w:t>Supporting Documents</w:t>
+        <w:numPr>
+          <w:ilvl w:val="0"/>
+          <w:numId w:val="15"/>
+        </w:numPr>
+        <w:rPr>
+          <w:rFonts w:asciiTheme="majorHAnsi" w:hAnsiTheme="majorHAnsi" w:cstheme="majorHAnsi"/>
+          <w:szCs w:val="24"/>
+        </w:rPr>
+      </w:pPr>
+      <w:r>
+        <w:rPr>
+          <w:rFonts w:asciiTheme="majorHAnsi" w:hAnsiTheme="majorHAnsi" w:cstheme="majorHAnsi"/>
+          <w:b/>
+          <w:bCs/>
+          <w:szCs w:val="24"/>
+        </w:rPr>
+        <w:t>Updated CV</w:t>
+      </w:r>
+      <w:r>
+        <w:rPr>
+          <w:rFonts w:asciiTheme="majorHAnsi" w:hAnsiTheme="majorHAnsi" w:cstheme="majorHAnsi"/>
+          <w:szCs w:val="24"/>
+        </w:rPr>
+        <w:t xml:space="preserve"> (Arun_new_CV.docx) and </w:t>
+      </w:r>
+      <w:r>
+        <w:rPr>
+          <w:rFonts w:asciiTheme="majorHAnsi" w:hAnsiTheme="majorHAnsi" w:cstheme="majorHAnsi"/>
+          <w:b/>
+          <w:bCs/>
+          <w:szCs w:val="24"/>
+        </w:rPr>
+        <w:t>Old CV</w:t>
+      </w:r>
+      <w:r>
+        <w:rPr>
+          <w:rFonts w:asciiTheme="majorHAnsi" w:hAnsiTheme="majorHAnsi" w:cstheme="majorHAnsi"/>
+          <w:szCs w:val="24"/>
+        </w:rPr>
+        <w:t xml:space="preserve"> (Resume_CSIRO_LLM.docx)</w:t>
       </w:r>
     </w:p>
     <w:p>
       <w:pPr>
-        <w:pStyle w:val="ListParagraph"/>
         <w:numPr>
           <w:ilvl w:val="0"/>
-          <w:numId w:val="10"/>
+          <w:numId w:val="15"/>
         </w:numPr>
         <w:rPr>
           <w:rFonts w:asciiTheme="majorHAnsi" w:hAnsiTheme="majorHAnsi" w:cstheme="majorHAnsi"/>
-        </w:rPr>
-      </w:pPr>
-      <w:r>
-        <w:rPr>
-          <w:rFonts w:asciiTheme="majorHAnsi" w:hAnsiTheme="majorHAnsi" w:cstheme="majorHAnsi"/>
-        </w:rPr>
-        <w:t>CV</w:t>
-      </w:r>
-      <w:r>
-        <w:rPr>
-          <w:rFonts w:asciiTheme="majorHAnsi" w:hAnsiTheme="majorHAnsi" w:cstheme="majorHAnsi"/>
-        </w:rPr>
-        <w:t xml:space="preserve"> old</w:t>
-      </w:r>
-      <w:r>
-        <w:rPr>
-          <w:rFonts w:asciiTheme="majorHAnsi" w:hAnsiTheme="majorHAnsi" w:cstheme="majorHAnsi"/>
-        </w:rPr>
-        <w:t xml:space="preserve"> (the one used during the internship application)</w:t>
+          <w:szCs w:val="24"/>
+        </w:rPr>
+      </w:pPr>
+      <w:r>
+        <w:rPr>
+          <w:rFonts w:asciiTheme="majorHAnsi" w:hAnsiTheme="majorHAnsi" w:cstheme="majorHAnsi"/>
+          <w:b/>
+          <w:bCs/>
+          <w:szCs w:val="24"/>
+        </w:rPr>
+        <w:t>LinkedIn recommendation</w:t>
+      </w:r>
+      <w:r>
+        <w:rPr>
+          <w:rFonts w:asciiTheme="majorHAnsi" w:hAnsiTheme="majorHAnsi" w:cstheme="majorHAnsi"/>
+          <w:szCs w:val="24"/>
+        </w:rPr>
+        <w:t xml:space="preserve"> (Dr. Shigang Liu) – screenshot/PDF (dated 31 Oct 2025)</w:t>
       </w:r>
     </w:p>
     <w:p>
       <w:pPr>
-        <w:pStyle w:val="ListParagraph"/>
         <w:numPr>
           <w:ilvl w:val="0"/>
-          <w:numId w:val="10"/>
+          <w:numId w:val="15"/>
         </w:numPr>
         <w:rPr>
           <w:rFonts w:asciiTheme="majorHAnsi" w:hAnsiTheme="majorHAnsi" w:cstheme="majorHAnsi"/>
-        </w:rPr>
-      </w:pPr>
-      <w:r>
-        <w:rPr>
-          <w:rFonts w:asciiTheme="majorHAnsi" w:hAnsiTheme="majorHAnsi" w:cstheme="majorHAnsi"/>
-        </w:rPr>
-        <w:t>CV new (the one you plan to use in the future)</w:t>
+          <w:szCs w:val="24"/>
+        </w:rPr>
+      </w:pPr>
+      <w:r>
+        <w:rPr>
+          <w:rFonts w:asciiTheme="majorHAnsi" w:hAnsiTheme="majorHAnsi" w:cstheme="majorHAnsi"/>
+          <w:b/>
+          <w:bCs/>
+          <w:szCs w:val="24"/>
+        </w:rPr>
+        <w:t>Review forms (signed):</w:t>
+      </w:r>
+      <w:r>
+        <w:rPr>
+          <w:rFonts w:asciiTheme="majorHAnsi" w:hAnsiTheme="majorHAnsi" w:cstheme="majorHAnsi"/>
+          <w:szCs w:val="24"/>
+        </w:rPr>
+        <w:t xml:space="preserve"> Mid (ICT80004-Review Form_104837257_Signed.pdf), Final (ICT80004_Review_Form_3-Close_signed_104837257.pdf)</w:t>
       </w:r>
     </w:p>
     <w:p>
       <w:pPr>
-        <w:pStyle w:val="ListParagraph"/>
         <w:numPr>
           <w:ilvl w:val="0"/>
-          <w:numId w:val="10"/>
+          <w:numId w:val="15"/>
         </w:numPr>
         <w:rPr>
           <w:rFonts w:asciiTheme="majorHAnsi" w:hAnsiTheme="majorHAnsi" w:cstheme="majorHAnsi"/>
-        </w:rPr>
-      </w:pPr>
-      <w:r>
-        <w:rPr>
-          <w:rFonts w:asciiTheme="majorHAnsi" w:hAnsiTheme="majorHAnsi" w:cstheme="majorHAnsi"/>
-        </w:rPr>
-        <w:t>Other achievements or commendation you like to share</w:t>
-      </w:r>
-      <w:r>
-        <w:rPr>
-          <w:rFonts w:asciiTheme="majorHAnsi" w:hAnsiTheme="majorHAnsi" w:cstheme="majorHAnsi"/>
-        </w:rPr>
-        <w:t xml:space="preserve"> (If any)</w:t>
+          <w:szCs w:val="24"/>
+        </w:rPr>
+      </w:pPr>
+      <w:r>
+        <w:rPr>
+          <w:rFonts w:asciiTheme="majorHAnsi" w:hAnsiTheme="majorHAnsi" w:cstheme="majorHAnsi"/>
+          <w:b/>
+          <w:bCs/>
+          <w:szCs w:val="24"/>
+        </w:rPr>
+        <w:t>Weekly communications:</w:t>
+      </w:r>
+      <w:r>
+        <w:rPr>
+          <w:rFonts w:asciiTheme="majorHAnsi" w:hAnsiTheme="majorHAnsi" w:cstheme="majorHAnsi"/>
+          <w:szCs w:val="24"/>
+        </w:rPr>
+        <w:t xml:space="preserve"> Forms for Weeks 1–10 (PDFs) + Week 11–12 email updates (PDFs)</w:t>
       </w:r>
     </w:p>
     <w:p>
       <w:pPr>
-        <w:rPr>
-          <w:rFonts w:asciiTheme="majorHAnsi" w:hAnsiTheme="majorHAnsi" w:cstheme="majorHAnsi"/>
-        </w:rPr>
-      </w:pPr>
+        <w:numPr>
+          <w:ilvl w:val="0"/>
+          <w:numId w:val="15"/>
+        </w:numPr>
+        <w:rPr>
+          <w:rFonts w:asciiTheme="majorHAnsi" w:hAnsiTheme="majorHAnsi" w:cstheme="majorHAnsi"/>
+          <w:szCs w:val="24"/>
+        </w:rPr>
+      </w:pPr>
+      <w:r>
+        <w:rPr>
+          <w:rFonts w:asciiTheme="majorHAnsi" w:hAnsiTheme="majorHAnsi" w:cstheme="majorHAnsi"/>
+          <w:b/>
+          <w:bCs/>
+          <w:szCs w:val="24"/>
+        </w:rPr>
+        <w:t>Calendar invites with agenda/attendees:</w:t>
+      </w:r>
+      <w:r>
+        <w:rPr>
+          <w:rFonts w:asciiTheme="majorHAnsi" w:hAnsiTheme="majorHAnsi" w:cstheme="majorHAnsi"/>
+          <w:szCs w:val="24"/>
+        </w:rPr>
+        <w:t xml:space="preserve"> 4 Sep CSIRO Clayton visit; 24 Oct Swinburne Library meeting (screenshots)</w:t>
+      </w:r>
+    </w:p>
+    <w:p>
+      <w:pPr>
+        <w:numPr>
+          <w:ilvl w:val="0"/>
+          <w:numId w:val="15"/>
+        </w:numPr>
+        <w:rPr>
+          <w:rFonts w:asciiTheme="majorHAnsi" w:hAnsiTheme="majorHAnsi" w:cstheme="majorHAnsi"/>
+          <w:szCs w:val="24"/>
+        </w:rPr>
+      </w:pPr>
+      <w:r>
+        <w:rPr>
+          <w:rFonts w:asciiTheme="majorHAnsi" w:hAnsiTheme="majorHAnsi" w:cstheme="majorHAnsi"/>
+          <w:b/>
+          <w:bCs/>
+          <w:szCs w:val="24"/>
+        </w:rPr>
+        <w:t>Internship Role video</w:t>
+      </w:r>
+      <w:r>
+        <w:rPr>
+          <w:rFonts w:asciiTheme="majorHAnsi" w:hAnsiTheme="majorHAnsi" w:cstheme="majorHAnsi"/>
+          <w:szCs w:val="24"/>
+        </w:rPr>
+        <w:t xml:space="preserve"> (Week 11 submission)</w:t>
+      </w:r>
+    </w:p>
+    <w:p>
+      <w:pPr>
+        <w:numPr>
+          <w:ilvl w:val="0"/>
+          <w:numId w:val="15"/>
+        </w:numPr>
+        <w:rPr>
+          <w:rFonts w:asciiTheme="majorHAnsi" w:hAnsiTheme="majorHAnsi" w:cstheme="majorHAnsi"/>
+          <w:szCs w:val="24"/>
+        </w:rPr>
+      </w:pPr>
+      <w:r>
+        <w:rPr>
+          <w:rFonts w:asciiTheme="majorHAnsi" w:hAnsiTheme="majorHAnsi" w:cstheme="majorHAnsi"/>
+          <w:b/>
+          <w:bCs/>
+          <w:szCs w:val="24"/>
+        </w:rPr>
+        <w:t>Presentations:</w:t>
+      </w:r>
+    </w:p>
+    <w:p>
+      <w:pPr>
+        <w:numPr>
+          <w:ilvl w:val="1"/>
+          <w:numId w:val="15"/>
+        </w:numPr>
+        <w:rPr>
+          <w:rFonts w:asciiTheme="majorHAnsi" w:hAnsiTheme="majorHAnsi" w:cstheme="majorHAnsi"/>
+          <w:szCs w:val="24"/>
+        </w:rPr>
+      </w:pPr>
+      <w:r>
+        <w:rPr>
+          <w:rFonts w:asciiTheme="majorHAnsi" w:hAnsiTheme="majorHAnsi" w:cstheme="majorHAnsi"/>
+          <w:szCs w:val="24"/>
+        </w:rPr>
+        <w:t>Week 1–4 progress (Internship_Week_1_to_4_ppt.pdf)</w:t>
+      </w:r>
+    </w:p>
+    <w:p>
+      <w:pPr>
+        <w:numPr>
+          <w:ilvl w:val="1"/>
+          <w:numId w:val="15"/>
+        </w:numPr>
+        <w:rPr>
+          <w:rFonts w:asciiTheme="majorHAnsi" w:hAnsiTheme="majorHAnsi" w:cstheme="majorHAnsi"/>
+          <w:szCs w:val="24"/>
+        </w:rPr>
+      </w:pPr>
+      <w:r>
+        <w:rPr>
+          <w:rFonts w:asciiTheme="majorHAnsi" w:hAnsiTheme="majorHAnsi" w:cstheme="majorHAnsi"/>
+          <w:szCs w:val="24"/>
+        </w:rPr>
+        <w:t>Mid-Internship deck (Mid_Internship_Project_Review_104837257.pptx)</w:t>
+      </w:r>
+    </w:p>
+    <w:p>
+      <w:pPr>
+        <w:numPr>
+          <w:ilvl w:val="1"/>
+          <w:numId w:val="15"/>
+        </w:numPr>
+        <w:rPr>
+          <w:rFonts w:asciiTheme="majorHAnsi" w:hAnsiTheme="majorHAnsi" w:cstheme="majorHAnsi"/>
+          <w:szCs w:val="24"/>
+        </w:rPr>
+      </w:pPr>
+      <w:r>
+        <w:rPr>
+          <w:rFonts w:asciiTheme="majorHAnsi" w:hAnsiTheme="majorHAnsi" w:cstheme="majorHAnsi"/>
+          <w:szCs w:val="24"/>
+        </w:rPr>
+        <w:t>Week 10 FPA demo proof (Week 11 Presentation-6-13.pdf)</w:t>
+      </w:r>
+    </w:p>
+    <w:p>
+      <w:pPr>
+        <w:numPr>
+          <w:ilvl w:val="1"/>
+          <w:numId w:val="15"/>
+        </w:numPr>
+        <w:rPr>
+          <w:rFonts w:asciiTheme="majorHAnsi" w:hAnsiTheme="majorHAnsi" w:cstheme="majorHAnsi"/>
+          <w:szCs w:val="24"/>
+        </w:rPr>
+      </w:pPr>
+      <w:r>
+        <w:rPr>
+          <w:rFonts w:asciiTheme="majorHAnsi" w:hAnsiTheme="majorHAnsi" w:cstheme="majorHAnsi"/>
+          <w:szCs w:val="24"/>
+        </w:rPr>
+        <w:t>Final deck (Final_Presentation_slides_104837257.pdf)</w:t>
+      </w:r>
+    </w:p>
+    <w:p>
+      <w:pPr>
+        <w:numPr>
+          <w:ilvl w:val="0"/>
+          <w:numId w:val="15"/>
+        </w:numPr>
+        <w:rPr>
+          <w:rFonts w:asciiTheme="majorHAnsi" w:hAnsiTheme="majorHAnsi" w:cstheme="majorHAnsi"/>
+          <w:szCs w:val="24"/>
+        </w:rPr>
+      </w:pPr>
+      <w:r>
+        <w:rPr>
+          <w:rFonts w:asciiTheme="majorHAnsi" w:hAnsiTheme="majorHAnsi" w:cstheme="majorHAnsi"/>
+          <w:b/>
+          <w:bCs/>
+          <w:szCs w:val="24"/>
+        </w:rPr>
+        <w:t>GitHub repository link</w:t>
+      </w:r>
+      <w:r>
+        <w:rPr>
+          <w:rFonts w:asciiTheme="majorHAnsi" w:hAnsiTheme="majorHAnsi" w:cstheme="majorHAnsi"/>
+          <w:szCs w:val="24"/>
+        </w:rPr>
+        <w:t xml:space="preserve"> (full source, README, run steps)</w:t>
+      </w:r>
+    </w:p>
+    <w:p>
+      <w:pPr>
+        <w:numPr>
+          <w:ilvl w:val="0"/>
+          <w:numId w:val="15"/>
+        </w:numPr>
+        <w:rPr>
+          <w:rFonts w:asciiTheme="majorHAnsi" w:hAnsiTheme="majorHAnsi" w:cstheme="majorHAnsi"/>
+          <w:szCs w:val="24"/>
+        </w:rPr>
+      </w:pPr>
+      <w:r>
+        <w:rPr>
+          <w:rFonts w:asciiTheme="majorHAnsi" w:hAnsiTheme="majorHAnsi" w:cstheme="majorHAnsi"/>
+          <w:b/>
+          <w:bCs/>
+          <w:szCs w:val="24"/>
+        </w:rPr>
+        <w:t>Code-based attacks evidence:</w:t>
+      </w:r>
+      <w:r>
+        <w:rPr>
+          <w:rFonts w:asciiTheme="majorHAnsi" w:hAnsiTheme="majorHAnsi" w:cstheme="majorHAnsi"/>
+          <w:szCs w:val="24"/>
+        </w:rPr>
+        <w:t xml:space="preserve"> Code-Based-Attacks_Vulenrable_Code_Injection_Testing.pdf; vulnerable_code_security_testing.pdf</w:t>
+      </w:r>
+    </w:p>
+    <w:p>
+      <w:pPr>
+        <w:numPr>
+          <w:ilvl w:val="0"/>
+          <w:numId w:val="15"/>
+        </w:numPr>
+        <w:rPr>
+          <w:rFonts w:asciiTheme="majorHAnsi" w:hAnsiTheme="majorHAnsi" w:cstheme="majorHAnsi"/>
+          <w:szCs w:val="24"/>
+        </w:rPr>
+      </w:pPr>
+      <w:r>
+        <w:rPr>
+          <w:rFonts w:asciiTheme="majorHAnsi" w:hAnsiTheme="majorHAnsi" w:cstheme="majorHAnsi"/>
+          <w:b/>
+          <w:bCs/>
+          <w:szCs w:val="24"/>
+        </w:rPr>
+        <w:t>C demo + logs:</w:t>
+      </w:r>
+      <w:r>
+        <w:rPr>
+          <w:rFonts w:asciiTheme="majorHAnsi" w:hAnsiTheme="majorHAnsi" w:cstheme="majorHAnsi"/>
+          <w:szCs w:val="24"/>
+        </w:rPr>
+        <w:t xml:space="preserve"> </w:t>
+      </w:r>
+      <w:proofErr w:type="spellStart"/>
+      <w:r>
+        <w:rPr>
+          <w:rFonts w:asciiTheme="majorHAnsi" w:hAnsiTheme="majorHAnsi" w:cstheme="majorHAnsi"/>
+          <w:szCs w:val="24"/>
+        </w:rPr>
+        <w:t>Stack_Buffer_Overflow_Codefix_Source_code.c</w:t>
+      </w:r>
+      <w:proofErr w:type="spellEnd"/>
+      <w:r>
+        <w:rPr>
+          <w:rFonts w:asciiTheme="majorHAnsi" w:hAnsiTheme="majorHAnsi" w:cstheme="majorHAnsi"/>
+          <w:szCs w:val="24"/>
+        </w:rPr>
+        <w:t>; Stack_Buffer_Overflow_Codefix_Test_Results.docx</w:t>
+      </w:r>
+    </w:p>
+    <w:p>
+      <w:pPr>
+        <w:numPr>
+          <w:ilvl w:val="0"/>
+          <w:numId w:val="15"/>
+        </w:numPr>
+        <w:rPr>
+          <w:rFonts w:asciiTheme="majorHAnsi" w:hAnsiTheme="majorHAnsi" w:cstheme="majorHAnsi"/>
+          <w:szCs w:val="24"/>
+        </w:rPr>
+      </w:pPr>
+      <w:r>
+        <w:rPr>
+          <w:rFonts w:asciiTheme="majorHAnsi" w:hAnsiTheme="majorHAnsi" w:cstheme="majorHAnsi"/>
+          <w:b/>
+          <w:bCs/>
+          <w:szCs w:val="24"/>
+        </w:rPr>
+        <w:t>FPA attacks:</w:t>
+      </w:r>
+      <w:r>
+        <w:rPr>
+          <w:rFonts w:asciiTheme="majorHAnsi" w:hAnsiTheme="majorHAnsi" w:cstheme="majorHAnsi"/>
+          <w:szCs w:val="24"/>
+        </w:rPr>
+        <w:t xml:space="preserve"> Single &amp; Multi scripts + outputs (FPA-Based-Attacks_Single_case_generator_source_code.py; FPA-Based-Attacks_Multi_case_generator_source_code.py; *_test_output.csv) + screenshots (FPA-Based-Attacks_Test_Results_Screenshots.pdf)</w:t>
+      </w:r>
+    </w:p>
+    <w:p>
+      <w:pPr>
+        <w:numPr>
+          <w:ilvl w:val="0"/>
+          <w:numId w:val="15"/>
+        </w:numPr>
+        <w:rPr>
+          <w:rFonts w:asciiTheme="majorHAnsi" w:hAnsiTheme="majorHAnsi" w:cstheme="majorHAnsi"/>
+          <w:szCs w:val="24"/>
+        </w:rPr>
+      </w:pPr>
+      <w:r>
+        <w:rPr>
+          <w:rFonts w:asciiTheme="majorHAnsi" w:hAnsiTheme="majorHAnsi" w:cstheme="majorHAnsi"/>
+          <w:b/>
+          <w:bCs/>
+          <w:szCs w:val="24"/>
+        </w:rPr>
+        <w:t>Text-based attacks:</w:t>
+      </w:r>
+      <w:r>
+        <w:rPr>
+          <w:rFonts w:asciiTheme="majorHAnsi" w:hAnsiTheme="majorHAnsi" w:cstheme="majorHAnsi"/>
+          <w:szCs w:val="24"/>
+        </w:rPr>
+        <w:t xml:space="preserve"> dataset + screenshots (Text-Based-Attacks_Prompt_Injection_Testing.xlsx; Text-Based-Attacks_Test_Result_Screenshots.pdf; Prompt_Injection_Testing_Screenshots.pdf)</w:t>
+      </w:r>
+    </w:p>
+    <w:p>
+      <w:pPr>
+        <w:numPr>
+          <w:ilvl w:val="0"/>
+          <w:numId w:val="15"/>
+        </w:numPr>
+        <w:rPr>
+          <w:rFonts w:asciiTheme="majorHAnsi" w:hAnsiTheme="majorHAnsi" w:cstheme="majorHAnsi"/>
+          <w:szCs w:val="24"/>
+        </w:rPr>
+      </w:pPr>
+      <w:r>
+        <w:rPr>
+          <w:rFonts w:asciiTheme="majorHAnsi" w:hAnsiTheme="majorHAnsi" w:cstheme="majorHAnsi"/>
+          <w:b/>
+          <w:bCs/>
+          <w:szCs w:val="24"/>
+        </w:rPr>
+        <w:t>Prompt taxonomy:</w:t>
+      </w:r>
+      <w:r>
+        <w:rPr>
+          <w:rFonts w:asciiTheme="majorHAnsi" w:hAnsiTheme="majorHAnsi" w:cstheme="majorHAnsi"/>
+          <w:szCs w:val="24"/>
+        </w:rPr>
+        <w:t xml:space="preserve"> Taxonomy for prompt generation.pdf</w:t>
+      </w:r>
+    </w:p>
+    <w:p>
+      <w:pPr>
+        <w:numPr>
+          <w:ilvl w:val="0"/>
+          <w:numId w:val="15"/>
+        </w:numPr>
+        <w:rPr>
+          <w:rFonts w:asciiTheme="majorHAnsi" w:hAnsiTheme="majorHAnsi" w:cstheme="majorHAnsi"/>
+          <w:szCs w:val="24"/>
+        </w:rPr>
+      </w:pPr>
+      <w:r>
+        <w:rPr>
+          <w:rFonts w:asciiTheme="majorHAnsi" w:hAnsiTheme="majorHAnsi" w:cstheme="majorHAnsi"/>
+          <w:b/>
+          <w:bCs/>
+          <w:szCs w:val="24"/>
+        </w:rPr>
+        <w:t>R validator + plots:</w:t>
+      </w:r>
+      <w:r>
+        <w:rPr>
+          <w:rFonts w:asciiTheme="majorHAnsi" w:hAnsiTheme="majorHAnsi" w:cstheme="majorHAnsi"/>
+          <w:szCs w:val="24"/>
+        </w:rPr>
+        <w:t xml:space="preserve"> </w:t>
+      </w:r>
+      <w:proofErr w:type="spellStart"/>
+      <w:r>
+        <w:rPr>
+          <w:rFonts w:asciiTheme="majorHAnsi" w:hAnsiTheme="majorHAnsi" w:cstheme="majorHAnsi"/>
+          <w:szCs w:val="24"/>
+        </w:rPr>
+        <w:t>validate_prompts_</w:t>
+      </w:r>
+      <w:proofErr w:type="gramStart"/>
+      <w:r>
+        <w:rPr>
+          <w:rFonts w:asciiTheme="majorHAnsi" w:hAnsiTheme="majorHAnsi" w:cstheme="majorHAnsi"/>
+          <w:szCs w:val="24"/>
+        </w:rPr>
+        <w:t>views.R</w:t>
+      </w:r>
+      <w:proofErr w:type="spellEnd"/>
+      <w:proofErr w:type="gramEnd"/>
+      <w:r>
+        <w:rPr>
+          <w:rFonts w:asciiTheme="majorHAnsi" w:hAnsiTheme="majorHAnsi" w:cstheme="majorHAnsi"/>
+          <w:szCs w:val="24"/>
+        </w:rPr>
+        <w:t>; 01_01_technique_balance.png; 02_02_missingness_by_column.png; 03_03_prompt_length_distribution.png; 04_04_ira_by_model.png; 05_05_inter_model_agreement.png; 06_06_duplicates_by_technique.png</w:t>
+      </w:r>
+    </w:p>
+    <w:p>
+      <w:pPr>
+        <w:numPr>
+          <w:ilvl w:val="0"/>
+          <w:numId w:val="15"/>
+        </w:numPr>
+        <w:rPr>
+          <w:rFonts w:asciiTheme="majorHAnsi" w:hAnsiTheme="majorHAnsi" w:cstheme="majorHAnsi"/>
+          <w:szCs w:val="24"/>
+        </w:rPr>
+      </w:pPr>
+      <w:r>
+        <w:rPr>
+          <w:rFonts w:asciiTheme="majorHAnsi" w:hAnsiTheme="majorHAnsi" w:cstheme="majorHAnsi"/>
+          <w:b/>
+          <w:bCs/>
+          <w:szCs w:val="24"/>
+        </w:rPr>
+        <w:t>Networking proof:</w:t>
+      </w:r>
+    </w:p>
+    <w:p>
+      <w:pPr>
+        <w:numPr>
+          <w:ilvl w:val="1"/>
+          <w:numId w:val="15"/>
+        </w:numPr>
+        <w:rPr>
+          <w:rFonts w:asciiTheme="majorHAnsi" w:hAnsiTheme="majorHAnsi" w:cstheme="majorHAnsi"/>
+          <w:szCs w:val="24"/>
+        </w:rPr>
+      </w:pPr>
+      <w:r>
+        <w:rPr>
+          <w:rFonts w:asciiTheme="majorHAnsi" w:hAnsiTheme="majorHAnsi" w:cstheme="majorHAnsi"/>
+          <w:szCs w:val="24"/>
+        </w:rPr>
+        <w:t>“Stepping into Industry” (Evolve Scientific – 17 Sep 2025) – registration/attendance screenshot</w:t>
+      </w:r>
+    </w:p>
+    <w:p>
+      <w:pPr>
+        <w:numPr>
+          <w:ilvl w:val="1"/>
+          <w:numId w:val="15"/>
+        </w:numPr>
+        <w:rPr>
+          <w:rFonts w:asciiTheme="majorHAnsi" w:hAnsiTheme="majorHAnsi" w:cstheme="majorHAnsi"/>
+          <w:szCs w:val="24"/>
+        </w:rPr>
+      </w:pPr>
+      <w:r>
+        <w:rPr>
+          <w:rFonts w:asciiTheme="majorHAnsi" w:hAnsiTheme="majorHAnsi" w:cstheme="majorHAnsi"/>
+          <w:szCs w:val="24"/>
+        </w:rPr>
+        <w:t>Guest talk recording viewed – Hansi Nissanka (screenshot)</w:t>
+      </w:r>
+    </w:p>
+    <w:p>
+      <w:pPr>
+        <w:numPr>
+          <w:ilvl w:val="1"/>
+          <w:numId w:val="15"/>
+        </w:numPr>
+        <w:rPr>
+          <w:rFonts w:asciiTheme="majorHAnsi" w:hAnsiTheme="majorHAnsi" w:cstheme="majorHAnsi"/>
+          <w:szCs w:val="24"/>
+        </w:rPr>
+      </w:pPr>
+      <w:r>
+        <w:rPr>
+          <w:rFonts w:asciiTheme="majorHAnsi" w:hAnsiTheme="majorHAnsi" w:cstheme="majorHAnsi"/>
+          <w:szCs w:val="24"/>
+        </w:rPr>
+        <w:t>LinkedIn connections screenshots: Dr. Shangqi Lai, Dr. Sharif Abuadbba, Uugantsetseg Ochgerel, Marus Tran</w:t>
+      </w:r>
+    </w:p>
+    <w:p>
+      <w:pPr>
+        <w:rPr>
+          <w:rFonts w:asciiTheme="majorHAnsi" w:hAnsiTheme="majorHAnsi" w:cstheme="majorHAnsi"/>
+          <w:szCs w:val="24"/>
+        </w:rPr>
+      </w:pPr>
+      <w:r>
+        <w:rPr>
+          <w:rFonts w:asciiTheme="majorHAnsi" w:hAnsiTheme="majorHAnsi" w:cstheme="majorHAnsi"/>
+          <w:i/>
+          <w:iCs/>
+          <w:szCs w:val="24"/>
+        </w:rPr>
+        <w:t>(If space is tight in the table, keep the same order and compress sub-bullets onto one line each.)</w:t>
+      </w:r>
     </w:p>
     <w:p>
       <w:pPr>
@@ -10486,6 +11566,155 @@
 <file path=word/numbering.xml><?xml version="1.0" encoding="utf-8"?>
 <w:numbering xmlns:wpc="http://schemas.microsoft.com/office/word/2010/wordprocessingCanvas" xmlns:cx="http://schemas.microsoft.com/office/drawing/2014/chartex" xmlns:cx1="http://schemas.microsoft.com/office/drawing/2015/9/8/chartex" xmlns:cx2="http://schemas.microsoft.com/office/drawing/2015/10/21/chartex" xmlns:cx3="http://schemas.microsoft.com/office/drawing/2016/5/9/chartex" xmlns:cx4="http://schemas.microsoft.com/office/drawing/2016/5/10/chartex" xmlns:cx5="http://schemas.microsoft.com/office/drawing/2016/5/11/chartex" xmlns:cx6="http://schemas.microsoft.com/office/drawing/2016/5/12/chartex" xmlns:cx7="http://schemas.microsoft.com/office/drawing/2016/5/13/chartex" xmlns:cx8="http://schemas.microsoft.com/office/drawing/2016/5/14/chartex" xmlns:mc="http://schemas.openxmlformats.org/markup-compatibility/2006" xmlns:aink="http://schemas.microsoft.com/office/drawing/2016/ink" xmlns:am3d="http://schemas.microsoft.com/office/drawing/2017/model3d" xmlns:o="urn:schemas-microsoft-com:office:office" xmlns:oel="http://schemas.microsoft.com/office/2019/extlst" xmlns:r="http://schemas.openxmlformats.org/officeDocument/2006/relationships" xmlns:m="http://schemas.openxmlformats.org/officeDocument/2006/math" xmlns:v="urn:schemas-microsoft-com:vml" xmlns:wp14="http://schemas.microsoft.com/office/word/2010/wordprocessingDrawing" xmlns:wp="http://schemas.openxmlformats.org/drawingml/2006/wordprocessingDrawing" xmlns:w10="urn:schemas-microsoft-com:office:word" xmlns:w="http://schemas.openxmlformats.org/wordprocessingml/2006/main" xmlns:w14="http://schemas.microsoft.com/office/word/2010/wordml" xmlns:w15="http://schemas.microsoft.com/office/word/2012/wordml" xmlns:w16cex="http://schemas.microsoft.com/office/word/2018/wordml/cex" xmlns:w16cid="http://schemas.microsoft.com/office/word/2016/wordml/cid" xmlns:w16="http://schemas.microsoft.com/office/word/2018/wordml" xmlns:w16du="http://schemas.microsoft.com/office/word/2023/wordml/word16du" xmlns:w16sdtdh="http://schemas.microsoft.com/office/word/2020/wordml/sdtdatahash" xmlns:w16sdtfl="http://schemas.microsoft.com/office/word/2024/wordml/sdtformatlock" xmlns:w16se="http://schemas.microsoft.com/office/word/2015/wordml/symex" xmlns:wpg="http://schemas.microsoft.com/office/word/2010/wordprocessingGroup" xmlns:wpi="http://schemas.microsoft.com/office/word/2010/wordprocessingInk" xmlns:wne="http://schemas.microsoft.com/office/word/2006/wordml" xmlns:wps="http://schemas.microsoft.com/office/word/2010/wordprocessingShape" mc:Ignorable="w14 w15 w16se w16cid w16 w16cex w16sdtdh w16sdtfl w16du wp14">
   <w:abstractNum w:abstractNumId="0" w15:restartNumberingAfterBreak="0">
+    <w:nsid w:val="06F63B4E"/>
+    <w:multiLevelType w:val="multilevel"/>
+    <w:tmpl w:val="AC8AB392"/>
+    <w:lvl w:ilvl="0">
+      <w:start w:val="1"/>
+      <w:numFmt w:val="bullet"/>
+      <w:lvlText w:val=""/>
+      <w:lvlJc w:val="left"/>
+      <w:pPr>
+        <w:tabs>
+          <w:tab w:val="num" w:pos="720"/>
+        </w:tabs>
+        <w:ind w:left="720" w:hanging="360"/>
+      </w:pPr>
+      <w:rPr>
+        <w:rFonts w:ascii="Symbol" w:hAnsi="Symbol" w:hint="default"/>
+        <w:sz w:val="20"/>
+      </w:rPr>
+    </w:lvl>
+    <w:lvl w:ilvl="1">
+      <w:start w:val="1"/>
+      <w:numFmt w:val="bullet"/>
+      <w:lvlText w:val="o"/>
+      <w:lvlJc w:val="left"/>
+      <w:pPr>
+        <w:tabs>
+          <w:tab w:val="num" w:pos="1440"/>
+        </w:tabs>
+        <w:ind w:left="1440" w:hanging="360"/>
+      </w:pPr>
+      <w:rPr>
+        <w:rFonts w:ascii="Courier New" w:hAnsi="Courier New" w:hint="default"/>
+        <w:sz w:val="20"/>
+      </w:rPr>
+    </w:lvl>
+    <w:lvl w:ilvl="2" w:tentative="1">
+      <w:start w:val="1"/>
+      <w:numFmt w:val="bullet"/>
+      <w:lvlText w:val=""/>
+      <w:lvlJc w:val="left"/>
+      <w:pPr>
+        <w:tabs>
+          <w:tab w:val="num" w:pos="2160"/>
+        </w:tabs>
+        <w:ind w:left="2160" w:hanging="360"/>
+      </w:pPr>
+      <w:rPr>
+        <w:rFonts w:ascii="Wingdings" w:hAnsi="Wingdings" w:hint="default"/>
+        <w:sz w:val="20"/>
+      </w:rPr>
+    </w:lvl>
+    <w:lvl w:ilvl="3" w:tentative="1">
+      <w:start w:val="1"/>
+      <w:numFmt w:val="bullet"/>
+      <w:lvlText w:val=""/>
+      <w:lvlJc w:val="left"/>
+      <w:pPr>
+        <w:tabs>
+          <w:tab w:val="num" w:pos="2880"/>
+        </w:tabs>
+        <w:ind w:left="2880" w:hanging="360"/>
+      </w:pPr>
+      <w:rPr>
+        <w:rFonts w:ascii="Wingdings" w:hAnsi="Wingdings" w:hint="default"/>
+        <w:sz w:val="20"/>
+      </w:rPr>
+    </w:lvl>
+    <w:lvl w:ilvl="4" w:tentative="1">
+      <w:start w:val="1"/>
+      <w:numFmt w:val="bullet"/>
+      <w:lvlText w:val=""/>
+      <w:lvlJc w:val="left"/>
+      <w:pPr>
+        <w:tabs>
+          <w:tab w:val="num" w:pos="3600"/>
+        </w:tabs>
+        <w:ind w:left="3600" w:hanging="360"/>
+      </w:pPr>
+      <w:rPr>
+        <w:rFonts w:ascii="Wingdings" w:hAnsi="Wingdings" w:hint="default"/>
+        <w:sz w:val="20"/>
+      </w:rPr>
+    </w:lvl>
+    <w:lvl w:ilvl="5" w:tentative="1">
+      <w:start w:val="1"/>
+      <w:numFmt w:val="bullet"/>
+      <w:lvlText w:val=""/>
+      <w:lvlJc w:val="left"/>
+      <w:pPr>
+        <w:tabs>
+          <w:tab w:val="num" w:pos="4320"/>
+        </w:tabs>
+        <w:ind w:left="4320" w:hanging="360"/>
+      </w:pPr>
+      <w:rPr>
+        <w:rFonts w:ascii="Wingdings" w:hAnsi="Wingdings" w:hint="default"/>
+        <w:sz w:val="20"/>
+      </w:rPr>
+    </w:lvl>
+    <w:lvl w:ilvl="6" w:tentative="1">
+      <w:start w:val="1"/>
+      <w:numFmt w:val="bullet"/>
+      <w:lvlText w:val=""/>
+      <w:lvlJc w:val="left"/>
+      <w:pPr>
+        <w:tabs>
+          <w:tab w:val="num" w:pos="5040"/>
+        </w:tabs>
+        <w:ind w:left="5040" w:hanging="360"/>
+      </w:pPr>
+      <w:rPr>
+        <w:rFonts w:ascii="Wingdings" w:hAnsi="Wingdings" w:hint="default"/>
+        <w:sz w:val="20"/>
+      </w:rPr>
+    </w:lvl>
+    <w:lvl w:ilvl="7" w:tentative="1">
+      <w:start w:val="1"/>
+      <w:numFmt w:val="bullet"/>
+      <w:lvlText w:val=""/>
+      <w:lvlJc w:val="left"/>
+      <w:pPr>
+        <w:tabs>
+          <w:tab w:val="num" w:pos="5760"/>
+        </w:tabs>
+        <w:ind w:left="5760" w:hanging="360"/>
+      </w:pPr>
+      <w:rPr>
+        <w:rFonts w:ascii="Wingdings" w:hAnsi="Wingdings" w:hint="default"/>
+        <w:sz w:val="20"/>
+      </w:rPr>
+    </w:lvl>
+    <w:lvl w:ilvl="8" w:tentative="1">
+      <w:start w:val="1"/>
+      <w:numFmt w:val="bullet"/>
+      <w:lvlText w:val=""/>
+      <w:lvlJc w:val="left"/>
+      <w:pPr>
+        <w:tabs>
+          <w:tab w:val="num" w:pos="6480"/>
+        </w:tabs>
+        <w:ind w:left="6480" w:hanging="360"/>
+      </w:pPr>
+      <w:rPr>
+        <w:rFonts w:ascii="Wingdings" w:hAnsi="Wingdings" w:hint="default"/>
+        <w:sz w:val="20"/>
+      </w:rPr>
+    </w:lvl>
+  </w:abstractNum>
+  <w:abstractNum w:abstractNumId="1" w15:restartNumberingAfterBreak="0">
     <w:nsid w:val="0A191178"/>
     <w:multiLevelType w:val="hybridMultilevel"/>
     <w:tmpl w:val="AC20B900"/>
@@ -10598,7 +11827,7 @@
       </w:rPr>
     </w:lvl>
   </w:abstractNum>
-  <w:abstractNum w:abstractNumId="1" w15:restartNumberingAfterBreak="0">
+  <w:abstractNum w:abstractNumId="2" w15:restartNumberingAfterBreak="0">
     <w:nsid w:val="128364CD"/>
     <w:multiLevelType w:val="hybridMultilevel"/>
     <w:tmpl w:val="0F3A6828"/>
@@ -10687,7 +11916,7 @@
       </w:pPr>
     </w:lvl>
   </w:abstractNum>
-  <w:abstractNum w:abstractNumId="2" w15:restartNumberingAfterBreak="0">
+  <w:abstractNum w:abstractNumId="3" w15:restartNumberingAfterBreak="0">
     <w:nsid w:val="1B762BB5"/>
     <w:multiLevelType w:val="hybridMultilevel"/>
     <w:tmpl w:val="DAB86724"/>
@@ -10800,7 +12029,7 @@
       </w:rPr>
     </w:lvl>
   </w:abstractNum>
-  <w:abstractNum w:abstractNumId="3" w15:restartNumberingAfterBreak="0">
+  <w:abstractNum w:abstractNumId="4" w15:restartNumberingAfterBreak="0">
     <w:nsid w:val="2250031D"/>
     <w:multiLevelType w:val="hybridMultilevel"/>
     <w:tmpl w:val="1A6048A8"/>
@@ -10913,7 +12142,7 @@
       </w:rPr>
     </w:lvl>
   </w:abstractNum>
-  <w:abstractNum w:abstractNumId="4" w15:restartNumberingAfterBreak="0">
+  <w:abstractNum w:abstractNumId="5" w15:restartNumberingAfterBreak="0">
     <w:nsid w:val="22606C2A"/>
     <w:multiLevelType w:val="hybridMultilevel"/>
     <w:tmpl w:val="54A8115A"/>
@@ -11002,7 +12231,120 @@
       </w:pPr>
     </w:lvl>
   </w:abstractNum>
-  <w:abstractNum w:abstractNumId="5" w15:restartNumberingAfterBreak="0">
+  <w:abstractNum w:abstractNumId="6" w15:restartNumberingAfterBreak="0">
+    <w:nsid w:val="27E54539"/>
+    <w:multiLevelType w:val="hybridMultilevel"/>
+    <w:tmpl w:val="9D903A4C"/>
+    <w:lvl w:ilvl="0" w:tplc="0C090001">
+      <w:start w:val="1"/>
+      <w:numFmt w:val="bullet"/>
+      <w:lvlText w:val=""/>
+      <w:lvlJc w:val="left"/>
+      <w:pPr>
+        <w:ind w:left="720" w:hanging="360"/>
+      </w:pPr>
+      <w:rPr>
+        <w:rFonts w:ascii="Symbol" w:hAnsi="Symbol" w:hint="default"/>
+      </w:rPr>
+    </w:lvl>
+    <w:lvl w:ilvl="1" w:tplc="0C090003" w:tentative="1">
+      <w:start w:val="1"/>
+      <w:numFmt w:val="bullet"/>
+      <w:lvlText w:val="o"/>
+      <w:lvlJc w:val="left"/>
+      <w:pPr>
+        <w:ind w:left="1440" w:hanging="360"/>
+      </w:pPr>
+      <w:rPr>
+        <w:rFonts w:ascii="Courier New" w:hAnsi="Courier New" w:cs="Courier New" w:hint="default"/>
+      </w:rPr>
+    </w:lvl>
+    <w:lvl w:ilvl="2" w:tplc="0C090005" w:tentative="1">
+      <w:start w:val="1"/>
+      <w:numFmt w:val="bullet"/>
+      <w:lvlText w:val=""/>
+      <w:lvlJc w:val="left"/>
+      <w:pPr>
+        <w:ind w:left="2160" w:hanging="360"/>
+      </w:pPr>
+      <w:rPr>
+        <w:rFonts w:ascii="Wingdings" w:hAnsi="Wingdings" w:hint="default"/>
+      </w:rPr>
+    </w:lvl>
+    <w:lvl w:ilvl="3" w:tplc="0C090001" w:tentative="1">
+      <w:start w:val="1"/>
+      <w:numFmt w:val="bullet"/>
+      <w:lvlText w:val=""/>
+      <w:lvlJc w:val="left"/>
+      <w:pPr>
+        <w:ind w:left="2880" w:hanging="360"/>
+      </w:pPr>
+      <w:rPr>
+        <w:rFonts w:ascii="Symbol" w:hAnsi="Symbol" w:hint="default"/>
+      </w:rPr>
+    </w:lvl>
+    <w:lvl w:ilvl="4" w:tplc="0C090003" w:tentative="1">
+      <w:start w:val="1"/>
+      <w:numFmt w:val="bullet"/>
+      <w:lvlText w:val="o"/>
+      <w:lvlJc w:val="left"/>
+      <w:pPr>
+        <w:ind w:left="3600" w:hanging="360"/>
+      </w:pPr>
+      <w:rPr>
+        <w:rFonts w:ascii="Courier New" w:hAnsi="Courier New" w:cs="Courier New" w:hint="default"/>
+      </w:rPr>
+    </w:lvl>
+    <w:lvl w:ilvl="5" w:tplc="0C090005" w:tentative="1">
+      <w:start w:val="1"/>
+      <w:numFmt w:val="bullet"/>
+      <w:lvlText w:val=""/>
+      <w:lvlJc w:val="left"/>
+      <w:pPr>
+        <w:ind w:left="4320" w:hanging="360"/>
+      </w:pPr>
+      <w:rPr>
+        <w:rFonts w:ascii="Wingdings" w:hAnsi="Wingdings" w:hint="default"/>
+      </w:rPr>
+    </w:lvl>
+    <w:lvl w:ilvl="6" w:tplc="0C090001" w:tentative="1">
+      <w:start w:val="1"/>
+      <w:numFmt w:val="bullet"/>
+      <w:lvlText w:val=""/>
+      <w:lvlJc w:val="left"/>
+      <w:pPr>
+        <w:ind w:left="5040" w:hanging="360"/>
+      </w:pPr>
+      <w:rPr>
+        <w:rFonts w:ascii="Symbol" w:hAnsi="Symbol" w:hint="default"/>
+      </w:rPr>
+    </w:lvl>
+    <w:lvl w:ilvl="7" w:tplc="0C090003" w:tentative="1">
+      <w:start w:val="1"/>
+      <w:numFmt w:val="bullet"/>
+      <w:lvlText w:val="o"/>
+      <w:lvlJc w:val="left"/>
+      <w:pPr>
+        <w:ind w:left="5760" w:hanging="360"/>
+      </w:pPr>
+      <w:rPr>
+        <w:rFonts w:ascii="Courier New" w:hAnsi="Courier New" w:cs="Courier New" w:hint="default"/>
+      </w:rPr>
+    </w:lvl>
+    <w:lvl w:ilvl="8" w:tplc="0C090005" w:tentative="1">
+      <w:start w:val="1"/>
+      <w:numFmt w:val="bullet"/>
+      <w:lvlText w:val=""/>
+      <w:lvlJc w:val="left"/>
+      <w:pPr>
+        <w:ind w:left="6480" w:hanging="360"/>
+      </w:pPr>
+      <w:rPr>
+        <w:rFonts w:ascii="Wingdings" w:hAnsi="Wingdings" w:hint="default"/>
+      </w:rPr>
+    </w:lvl>
+  </w:abstractNum>
+  <w:abstractNum w:abstractNumId="7" w15:restartNumberingAfterBreak="0">
     <w:nsid w:val="291B36A0"/>
     <w:multiLevelType w:val="hybridMultilevel"/>
     <w:tmpl w:val="D20CABD8"/>
@@ -11140,7 +12482,7 @@
       </w:rPr>
     </w:lvl>
   </w:abstractNum>
-  <w:abstractNum w:abstractNumId="6" w15:restartNumberingAfterBreak="0">
+  <w:abstractNum w:abstractNumId="8" w15:restartNumberingAfterBreak="0">
     <w:nsid w:val="331146F1"/>
     <w:multiLevelType w:val="hybridMultilevel"/>
     <w:tmpl w:val="B3288446"/>
@@ -11226,7 +12568,7 @@
       </w:pPr>
     </w:lvl>
   </w:abstractNum>
-  <w:abstractNum w:abstractNumId="7" w15:restartNumberingAfterBreak="0">
+  <w:abstractNum w:abstractNumId="9" w15:restartNumberingAfterBreak="0">
     <w:nsid w:val="3BDB7F92"/>
     <w:multiLevelType w:val="hybridMultilevel"/>
     <w:tmpl w:val="D68EC542"/>
@@ -11315,7 +12657,120 @@
       </w:pPr>
     </w:lvl>
   </w:abstractNum>
-  <w:abstractNum w:abstractNumId="8" w15:restartNumberingAfterBreak="0">
+  <w:abstractNum w:abstractNumId="10" w15:restartNumberingAfterBreak="0">
+    <w:nsid w:val="5CF90741"/>
+    <w:multiLevelType w:val="hybridMultilevel"/>
+    <w:tmpl w:val="09B0FD64"/>
+    <w:lvl w:ilvl="0" w:tplc="0C09000F">
+      <w:start w:val="1"/>
+      <w:numFmt w:val="decimal"/>
+      <w:lvlText w:val="%1."/>
+      <w:lvlJc w:val="left"/>
+      <w:pPr>
+        <w:ind w:left="1080" w:hanging="360"/>
+      </w:pPr>
+      <w:rPr>
+        <w:rFonts w:hint="default"/>
+      </w:rPr>
+    </w:lvl>
+    <w:lvl w:ilvl="1" w:tplc="FFFFFFFF" w:tentative="1">
+      <w:start w:val="1"/>
+      <w:numFmt w:val="bullet"/>
+      <w:lvlText w:val="o"/>
+      <w:lvlJc w:val="left"/>
+      <w:pPr>
+        <w:ind w:left="1800" w:hanging="360"/>
+      </w:pPr>
+      <w:rPr>
+        <w:rFonts w:ascii="Courier New" w:hAnsi="Courier New" w:cs="Courier New" w:hint="default"/>
+      </w:rPr>
+    </w:lvl>
+    <w:lvl w:ilvl="2" w:tplc="FFFFFFFF" w:tentative="1">
+      <w:start w:val="1"/>
+      <w:numFmt w:val="bullet"/>
+      <w:lvlText w:val=""/>
+      <w:lvlJc w:val="left"/>
+      <w:pPr>
+        <w:ind w:left="2520" w:hanging="360"/>
+      </w:pPr>
+      <w:rPr>
+        <w:rFonts w:ascii="Wingdings" w:hAnsi="Wingdings" w:hint="default"/>
+      </w:rPr>
+    </w:lvl>
+    <w:lvl w:ilvl="3" w:tplc="FFFFFFFF" w:tentative="1">
+      <w:start w:val="1"/>
+      <w:numFmt w:val="bullet"/>
+      <w:lvlText w:val=""/>
+      <w:lvlJc w:val="left"/>
+      <w:pPr>
+        <w:ind w:left="3240" w:hanging="360"/>
+      </w:pPr>
+      <w:rPr>
+        <w:rFonts w:ascii="Symbol" w:hAnsi="Symbol" w:hint="default"/>
+      </w:rPr>
+    </w:lvl>
+    <w:lvl w:ilvl="4" w:tplc="FFFFFFFF" w:tentative="1">
+      <w:start w:val="1"/>
+      <w:numFmt w:val="bullet"/>
+      <w:lvlText w:val="o"/>
+      <w:lvlJc w:val="left"/>
+      <w:pPr>
+        <w:ind w:left="3960" w:hanging="360"/>
+      </w:pPr>
+      <w:rPr>
+        <w:rFonts w:ascii="Courier New" w:hAnsi="Courier New" w:cs="Courier New" w:hint="default"/>
+      </w:rPr>
+    </w:lvl>
+    <w:lvl w:ilvl="5" w:tplc="FFFFFFFF" w:tentative="1">
+      <w:start w:val="1"/>
+      <w:numFmt w:val="bullet"/>
+      <w:lvlText w:val=""/>
+      <w:lvlJc w:val="left"/>
+      <w:pPr>
+        <w:ind w:left="4680" w:hanging="360"/>
+      </w:pPr>
+      <w:rPr>
+        <w:rFonts w:ascii="Wingdings" w:hAnsi="Wingdings" w:hint="default"/>
+      </w:rPr>
+    </w:lvl>
+    <w:lvl w:ilvl="6" w:tplc="FFFFFFFF" w:tentative="1">
+      <w:start w:val="1"/>
+      <w:numFmt w:val="bullet"/>
+      <w:lvlText w:val=""/>
+      <w:lvlJc w:val="left"/>
+      <w:pPr>
+        <w:ind w:left="5400" w:hanging="360"/>
+      </w:pPr>
+      <w:rPr>
+        <w:rFonts w:ascii="Symbol" w:hAnsi="Symbol" w:hint="default"/>
+      </w:rPr>
+    </w:lvl>
+    <w:lvl w:ilvl="7" w:tplc="FFFFFFFF" w:tentative="1">
+      <w:start w:val="1"/>
+      <w:numFmt w:val="bullet"/>
+      <w:lvlText w:val="o"/>
+      <w:lvlJc w:val="left"/>
+      <w:pPr>
+        <w:ind w:left="6120" w:hanging="360"/>
+      </w:pPr>
+      <w:rPr>
+        <w:rFonts w:ascii="Courier New" w:hAnsi="Courier New" w:cs="Courier New" w:hint="default"/>
+      </w:rPr>
+    </w:lvl>
+    <w:lvl w:ilvl="8" w:tplc="FFFFFFFF" w:tentative="1">
+      <w:start w:val="1"/>
+      <w:numFmt w:val="bullet"/>
+      <w:lvlText w:val=""/>
+      <w:lvlJc w:val="left"/>
+      <w:pPr>
+        <w:ind w:left="6840" w:hanging="360"/>
+      </w:pPr>
+      <w:rPr>
+        <w:rFonts w:ascii="Wingdings" w:hAnsi="Wingdings" w:hint="default"/>
+      </w:rPr>
+    </w:lvl>
+  </w:abstractNum>
+  <w:abstractNum w:abstractNumId="11" w15:restartNumberingAfterBreak="0">
     <w:nsid w:val="616F27A1"/>
     <w:multiLevelType w:val="hybridMultilevel"/>
     <w:tmpl w:val="F1887BBC"/>
@@ -11401,7 +12856,7 @@
       </w:pPr>
     </w:lvl>
   </w:abstractNum>
-  <w:abstractNum w:abstractNumId="9" w15:restartNumberingAfterBreak="0">
+  <w:abstractNum w:abstractNumId="12" w15:restartNumberingAfterBreak="0">
     <w:nsid w:val="62064A9A"/>
     <w:multiLevelType w:val="hybridMultilevel"/>
     <w:tmpl w:val="8AE2A7F8"/>
@@ -11514,7 +12969,120 @@
       </w:rPr>
     </w:lvl>
   </w:abstractNum>
-  <w:abstractNum w:abstractNumId="10" w15:restartNumberingAfterBreak="0">
+  <w:abstractNum w:abstractNumId="13" w15:restartNumberingAfterBreak="0">
+    <w:nsid w:val="74221660"/>
+    <w:multiLevelType w:val="hybridMultilevel"/>
+    <w:tmpl w:val="38FC6E9A"/>
+    <w:lvl w:ilvl="0" w:tplc="0C090001">
+      <w:start w:val="1"/>
+      <w:numFmt w:val="bullet"/>
+      <w:lvlText w:val=""/>
+      <w:lvlJc w:val="left"/>
+      <w:pPr>
+        <w:ind w:left="1080" w:hanging="360"/>
+      </w:pPr>
+      <w:rPr>
+        <w:rFonts w:ascii="Symbol" w:hAnsi="Symbol" w:hint="default"/>
+      </w:rPr>
+    </w:lvl>
+    <w:lvl w:ilvl="1" w:tplc="0C090003" w:tentative="1">
+      <w:start w:val="1"/>
+      <w:numFmt w:val="bullet"/>
+      <w:lvlText w:val="o"/>
+      <w:lvlJc w:val="left"/>
+      <w:pPr>
+        <w:ind w:left="1800" w:hanging="360"/>
+      </w:pPr>
+      <w:rPr>
+        <w:rFonts w:ascii="Courier New" w:hAnsi="Courier New" w:cs="Courier New" w:hint="default"/>
+      </w:rPr>
+    </w:lvl>
+    <w:lvl w:ilvl="2" w:tplc="0C090005" w:tentative="1">
+      <w:start w:val="1"/>
+      <w:numFmt w:val="bullet"/>
+      <w:lvlText w:val=""/>
+      <w:lvlJc w:val="left"/>
+      <w:pPr>
+        <w:ind w:left="2520" w:hanging="360"/>
+      </w:pPr>
+      <w:rPr>
+        <w:rFonts w:ascii="Wingdings" w:hAnsi="Wingdings" w:hint="default"/>
+      </w:rPr>
+    </w:lvl>
+    <w:lvl w:ilvl="3" w:tplc="0C090001" w:tentative="1">
+      <w:start w:val="1"/>
+      <w:numFmt w:val="bullet"/>
+      <w:lvlText w:val=""/>
+      <w:lvlJc w:val="left"/>
+      <w:pPr>
+        <w:ind w:left="3240" w:hanging="360"/>
+      </w:pPr>
+      <w:rPr>
+        <w:rFonts w:ascii="Symbol" w:hAnsi="Symbol" w:hint="default"/>
+      </w:rPr>
+    </w:lvl>
+    <w:lvl w:ilvl="4" w:tplc="0C090003" w:tentative="1">
+      <w:start w:val="1"/>
+      <w:numFmt w:val="bullet"/>
+      <w:lvlText w:val="o"/>
+      <w:lvlJc w:val="left"/>
+      <w:pPr>
+        <w:ind w:left="3960" w:hanging="360"/>
+      </w:pPr>
+      <w:rPr>
+        <w:rFonts w:ascii="Courier New" w:hAnsi="Courier New" w:cs="Courier New" w:hint="default"/>
+      </w:rPr>
+    </w:lvl>
+    <w:lvl w:ilvl="5" w:tplc="0C090005" w:tentative="1">
+      <w:start w:val="1"/>
+      <w:numFmt w:val="bullet"/>
+      <w:lvlText w:val=""/>
+      <w:lvlJc w:val="left"/>
+      <w:pPr>
+        <w:ind w:left="4680" w:hanging="360"/>
+      </w:pPr>
+      <w:rPr>
+        <w:rFonts w:ascii="Wingdings" w:hAnsi="Wingdings" w:hint="default"/>
+      </w:rPr>
+    </w:lvl>
+    <w:lvl w:ilvl="6" w:tplc="0C090001" w:tentative="1">
+      <w:start w:val="1"/>
+      <w:numFmt w:val="bullet"/>
+      <w:lvlText w:val=""/>
+      <w:lvlJc w:val="left"/>
+      <w:pPr>
+        <w:ind w:left="5400" w:hanging="360"/>
+      </w:pPr>
+      <w:rPr>
+        <w:rFonts w:ascii="Symbol" w:hAnsi="Symbol" w:hint="default"/>
+      </w:rPr>
+    </w:lvl>
+    <w:lvl w:ilvl="7" w:tplc="0C090003" w:tentative="1">
+      <w:start w:val="1"/>
+      <w:numFmt w:val="bullet"/>
+      <w:lvlText w:val="o"/>
+      <w:lvlJc w:val="left"/>
+      <w:pPr>
+        <w:ind w:left="6120" w:hanging="360"/>
+      </w:pPr>
+      <w:rPr>
+        <w:rFonts w:ascii="Courier New" w:hAnsi="Courier New" w:cs="Courier New" w:hint="default"/>
+      </w:rPr>
+    </w:lvl>
+    <w:lvl w:ilvl="8" w:tplc="0C090005" w:tentative="1">
+      <w:start w:val="1"/>
+      <w:numFmt w:val="bullet"/>
+      <w:lvlText w:val=""/>
+      <w:lvlJc w:val="left"/>
+      <w:pPr>
+        <w:ind w:left="6840" w:hanging="360"/>
+      </w:pPr>
+      <w:rPr>
+        <w:rFonts w:ascii="Wingdings" w:hAnsi="Wingdings" w:hint="default"/>
+      </w:rPr>
+    </w:lvl>
+  </w:abstractNum>
+  <w:abstractNum w:abstractNumId="14" w15:restartNumberingAfterBreak="0">
     <w:nsid w:val="773213CF"/>
     <w:multiLevelType w:val="hybridMultilevel"/>
     <w:tmpl w:val="4064CB8C"/>
@@ -11628,37 +13196,49 @@
     </w:lvl>
   </w:abstractNum>
   <w:num w:numId="1" w16cid:durableId="801312832">
+    <w:abstractNumId w:val="7"/>
+  </w:num>
+  <w:num w:numId="2" w16cid:durableId="726297782">
+    <w:abstractNumId w:val="4"/>
+  </w:num>
+  <w:num w:numId="3" w16cid:durableId="249509166">
+    <w:abstractNumId w:val="3"/>
+  </w:num>
+  <w:num w:numId="4" w16cid:durableId="87506542">
+    <w:abstractNumId w:val="1"/>
+  </w:num>
+  <w:num w:numId="5" w16cid:durableId="270090334">
+    <w:abstractNumId w:val="14"/>
+  </w:num>
+  <w:num w:numId="6" w16cid:durableId="1788348974">
+    <w:abstractNumId w:val="11"/>
+  </w:num>
+  <w:num w:numId="7" w16cid:durableId="764107044">
+    <w:abstractNumId w:val="12"/>
+  </w:num>
+  <w:num w:numId="8" w16cid:durableId="271477812">
     <w:abstractNumId w:val="5"/>
   </w:num>
-  <w:num w:numId="2" w16cid:durableId="726297782">
-    <w:abstractNumId w:val="3"/>
-  </w:num>
-  <w:num w:numId="3" w16cid:durableId="249509166">
+  <w:num w:numId="9" w16cid:durableId="97213494">
     <w:abstractNumId w:val="2"/>
   </w:num>
-  <w:num w:numId="4" w16cid:durableId="87506542">
-    <w:abstractNumId w:val="0"/>
+  <w:num w:numId="10" w16cid:durableId="1079598873">
+    <w:abstractNumId w:val="9"/>
   </w:num>
-  <w:num w:numId="5" w16cid:durableId="270090334">
+  <w:num w:numId="11" w16cid:durableId="669450293">
+    <w:abstractNumId w:val="8"/>
+  </w:num>
+  <w:num w:numId="12" w16cid:durableId="1574511107">
+    <w:abstractNumId w:val="13"/>
+  </w:num>
+  <w:num w:numId="13" w16cid:durableId="134684263">
     <w:abstractNumId w:val="10"/>
   </w:num>
-  <w:num w:numId="6" w16cid:durableId="1788348974">
-    <w:abstractNumId w:val="8"/>
+  <w:num w:numId="14" w16cid:durableId="1489710907">
+    <w:abstractNumId w:val="6"/>
   </w:num>
-  <w:num w:numId="7" w16cid:durableId="764107044">
-    <w:abstractNumId w:val="9"/>
-  </w:num>
-  <w:num w:numId="8" w16cid:durableId="271477812">
-    <w:abstractNumId w:val="4"/>
-  </w:num>
-  <w:num w:numId="9" w16cid:durableId="97213494">
-    <w:abstractNumId w:val="1"/>
-  </w:num>
-  <w:num w:numId="10" w16cid:durableId="1079598873">
-    <w:abstractNumId w:val="7"/>
-  </w:num>
-  <w:num w:numId="11" w16cid:durableId="669450293">
-    <w:abstractNumId w:val="6"/>
+  <w:num w:numId="15" w16cid:durableId="1110979256">
+    <w:abstractNumId w:val="0"/>
   </w:num>
 </w:numbering>
 </file>
